--- a/docs/content/nmds_cluster_analysis/nmds_cluster_analysis_activity.docx
+++ b/docs/content/nmds_cluster_analysis/nmds_cluster_analysis_activity.docx
@@ -122,42 +122,194 @@
         <w:pStyle w:val="BlockText"/>
       </w:pPr>
       <w:r>
-        <w:t xml:space="preserve">This worksheet uses the iris dataset, treating the four flower measurements as if they were abundances of different</w:t>
-      </w:r>
-      <w:r>
-        <w:t xml:space="preserve"> </w:t>
-      </w:r>
-      <w:r>
-        <w:t xml:space="preserve">“species”</w:t>
-      </w:r>
-      <w:r>
-        <w:t xml:space="preserve"> </w:t>
-      </w:r>
-      <w:r>
-        <w:t xml:space="preserve">at different</w:t>
-      </w:r>
-      <w:r>
-        <w:t xml:space="preserve"> </w:t>
-      </w:r>
-      <w:r>
-        <w:t xml:space="preserve">“sites”</w:t>
-      </w:r>
-      <w:r>
-        <w:t xml:space="preserve"> </w:t>
-      </w:r>
-      <w:r>
-        <w:t xml:space="preserve">— a handy stand-in for real community data.</w:t>
-      </w:r>
-    </w:p>
-    <w:p>
-      <w:pPr>
-        <w:pStyle w:val="FirstParagraph"/>
-      </w:pPr>
-      <w:r>
         <w:rPr>
           <w:b/>
           <w:bCs/>
         </w:rPr>
+        <w:t xml:space="preserve">Every grey</w:t>
+      </w:r>
+      <w:r>
+        <w:rPr>
+          <w:b/>
+          <w:bCs/>
+        </w:rPr>
+        <w:t xml:space="preserve"> </w:t>
+      </w:r>
+      <w:r>
+        <w:rPr>
+          <w:rStyle w:val="VerbatimChar"/>
+          <w:b/>
+          <w:bCs/>
+        </w:rPr>
+        <w:t xml:space="preserve">r</w:t>
+      </w:r>
+      <w:r>
+        <w:rPr>
+          <w:b/>
+          <w:bCs/>
+        </w:rPr>
+        <w:t xml:space="preserve"> </w:t>
+      </w:r>
+      <w:r>
+        <w:rPr>
+          <w:b/>
+          <w:bCs/>
+        </w:rPr>
+        <w:t xml:space="preserve">box below is code you type into an R script — not into the Console.</w:t>
+      </w:r>
+      <w:r>
+        <w:t xml:space="preserve"> </w:t>
+      </w:r>
+      <w:r>
+        <w:t xml:space="preserve">Before you start:</w:t>
+      </w:r>
+      <w:r>
+        <w:t xml:space="preserve"> </w:t>
+      </w:r>
+      <w:r>
+        <w:rPr>
+          <w:b/>
+          <w:bCs/>
+        </w:rPr>
+        <w:t xml:space="preserve">File → New File → R Script</w:t>
+      </w:r>
+      <w:r>
+        <w:t xml:space="preserve">, and save it as</w:t>
+      </w:r>
+      <w:r>
+        <w:t xml:space="preserve"> </w:t>
+      </w:r>
+      <w:r>
+        <w:rPr>
+          <w:rStyle w:val="VerbatimChar"/>
+        </w:rPr>
+        <w:t xml:space="preserve">10_nmds_permanova.R</w:t>
+      </w:r>
+      <w:r>
+        <w:t xml:space="preserve"> </w:t>
+      </w:r>
+      <w:r>
+        <w:t xml:space="preserve">in your project’s</w:t>
+      </w:r>
+      <w:r>
+        <w:t xml:space="preserve"> </w:t>
+      </w:r>
+      <w:r>
+        <w:rPr>
+          <w:rStyle w:val="VerbatimChar"/>
+        </w:rPr>
+        <w:t xml:space="preserve">scripts/</w:t>
+      </w:r>
+      <w:r>
+        <w:t xml:space="preserve"> </w:t>
+      </w:r>
+      <w:r>
+        <w:t xml:space="preserve">folder. Then work down the worksheet, adding each block to the bottom of that one script, in order.</w:t>
+      </w:r>
+    </w:p>
+    <w:p>
+      <w:pPr>
+        <w:pStyle w:val="BlockText"/>
+      </w:pPr>
+      <w:r>
+        <w:rPr>
+          <w:b/>
+          <w:bCs/>
+        </w:rPr>
+        <w:t xml:space="preserve">Type the</w:t>
+      </w:r>
+      <w:r>
+        <w:rPr>
+          <w:b/>
+          <w:bCs/>
+        </w:rPr>
+        <w:t xml:space="preserve"> </w:t>
+      </w:r>
+      <w:r>
+        <w:rPr>
+          <w:rStyle w:val="VerbatimChar"/>
+          <w:b/>
+          <w:bCs/>
+        </w:rPr>
+        <w:t xml:space="preserve"># ── Part …</w:t>
+      </w:r>
+      <w:r>
+        <w:rPr>
+          <w:b/>
+          <w:bCs/>
+        </w:rPr>
+        <w:t xml:space="preserve"> </w:t>
+      </w:r>
+      <w:r>
+        <w:rPr>
+          <w:b/>
+          <w:bCs/>
+        </w:rPr>
+        <w:t xml:space="preserve">header comment at the top of each block, too.</w:t>
+      </w:r>
+      <w:r>
+        <w:t xml:space="preserve"> </w:t>
+      </w:r>
+      <w:r>
+        <w:t xml:space="preserve">Those comment lines are not decoration — they are how your script stays navigable, how you find your way back to a block that broke, and how I find your work when I read your script. A block with no header comment is a block I cannot place. In RStudio they also show up in the document outline (the</w:t>
+      </w:r>
+      <w:r>
+        <w:t xml:space="preserve"> </w:t>
+      </w:r>
+      <w:r>
+        <w:rPr>
+          <w:rStyle w:val="VerbatimChar"/>
+        </w:rPr>
+        <w:t xml:space="preserve">≡</w:t>
+      </w:r>
+      <w:r>
+        <w:t xml:space="preserve"> </w:t>
+      </w:r>
+      <w:r>
+        <w:t xml:space="preserve">button at the bottom-left of the editor) so you can jump straight to any part.</w:t>
+      </w:r>
+    </w:p>
+    <w:p>
+      <w:pPr>
+        <w:pStyle w:val="BlockText"/>
+      </w:pPr>
+      <w:r>
+        <w:t xml:space="preserve">This worksheet uses the iris dataset, treating the four flower measurements as if they were abundances of different</w:t>
+      </w:r>
+      <w:r>
+        <w:t xml:space="preserve"> </w:t>
+      </w:r>
+      <w:r>
+        <w:t xml:space="preserve">“species”</w:t>
+      </w:r>
+      <w:r>
+        <w:t xml:space="preserve"> </w:t>
+      </w:r>
+      <w:r>
+        <w:t xml:space="preserve">at different</w:t>
+      </w:r>
+      <w:r>
+        <w:t xml:space="preserve"> </w:t>
+      </w:r>
+      <w:r>
+        <w:t xml:space="preserve">“sites”</w:t>
+      </w:r>
+      <w:r>
+        <w:t xml:space="preserve"> </w:t>
+      </w:r>
+      <w:r>
+        <w:t xml:space="preserve">— a handy stand-in for real community data.</w:t>
+      </w:r>
+    </w:p>
+    <w:p>
+      <w:pPr>
+        <w:pStyle w:val="FirstParagraph"/>
+      </w:pPr>
+      <w:r>
+        <w:rPr>
+          <w:b/>
+          <w:bCs/>
+        </w:rPr>
         <w:t xml:space="preserve">▶ Run this in your Script:</w:t>
       </w:r>
     </w:p>
@@ -165,6 +317,15 @@
       <w:pPr>
         <w:pStyle w:val="SourceCode"/>
       </w:pPr>
+      <w:r>
+        <w:rPr>
+          <w:rStyle w:val="CommentTok"/>
+        </w:rPr>
+        <w:t xml:space="preserve"># ── Setup (1) ───────────────────────────────────────────────────────────</w:t>
+      </w:r>
+      <w:r>
+        <w:br/>
+      </w:r>
       <w:r>
         <w:rPr>
           <w:rStyle w:val="FunctionTok"/>
@@ -673,6 +834,15 @@
       </w:pPr>
       <w:r>
         <w:rPr>
+          <w:rStyle w:val="CommentTok"/>
+        </w:rPr>
+        <w:t xml:space="preserve"># ── Part 1.1 · Data Preparation and Exploration ─────────────────────────</w:t>
+      </w:r>
+      <w:r>
+        <w:br/>
+      </w:r>
+      <w:r>
+        <w:rPr>
           <w:rStyle w:val="NormalTok"/>
         </w:rPr>
         <w:t xml:space="preserve">iris_df </w:t>
@@ -795,6 +965,15 @@
       </w:pPr>
       <w:r>
         <w:rPr>
+          <w:rStyle w:val="CommentTok"/>
+        </w:rPr>
+        <w:t xml:space="preserve"># ── Part 1.2 · Data Preparation and Exploration ─────────────────────────</w:t>
+      </w:r>
+      <w:r>
+        <w:br/>
+      </w:r>
+      <w:r>
+        <w:rPr>
           <w:rStyle w:val="NormalTok"/>
         </w:rPr>
         <w:t xml:space="preserve">iris_species_df </w:t>
@@ -954,6 +1133,15 @@
       <w:pPr>
         <w:pStyle w:val="SourceCode"/>
       </w:pPr>
+      <w:r>
+        <w:rPr>
+          <w:rStyle w:val="CommentTok"/>
+        </w:rPr>
+        <w:t xml:space="preserve"># ── Part 1.3 · Data Preparation and Exploration ─────────────────────────</w:t>
+      </w:r>
+      <w:r>
+        <w:br/>
+      </w:r>
       <w:r>
         <w:rPr>
           <w:rStyle w:val="NormalTok"/>
@@ -1103,6 +1291,15 @@
         <w:rPr>
           <w:rStyle w:val="CommentTok"/>
         </w:rPr>
+        <w:t xml:space="preserve"># ── Part 2.1 · Running NMDS ─────────────────────────────────────────────</w:t>
+      </w:r>
+      <w:r>
+        <w:br/>
+      </w:r>
+      <w:r>
+        <w:rPr>
+          <w:rStyle w:val="CommentTok"/>
+        </w:rPr>
         <w:t xml:space="preserve"># For iris data, we'll use Euclidean distance since these are measurements</w:t>
       </w:r>
       <w:r>
@@ -1224,6 +1421,15 @@
       </w:pPr>
       <w:r>
         <w:rPr>
+          <w:rStyle w:val="CommentTok"/>
+        </w:rPr>
+        <w:t xml:space="preserve"># ── Part 2.2 · Running NMDS ─────────────────────────────────────────────</w:t>
+      </w:r>
+      <w:r>
+        <w:br/>
+      </w:r>
+      <w:r>
+        <w:rPr>
           <w:rStyle w:val="FunctionTok"/>
         </w:rPr>
         <w:t xml:space="preserve">set.seed</w:t>
@@ -1452,6 +1658,15 @@
       </w:pPr>
       <w:r>
         <w:rPr>
+          <w:rStyle w:val="CommentTok"/>
+        </w:rPr>
+        <w:t xml:space="preserve"># ── Part 2.3 · Running NMDS ─────────────────────────────────────────────</w:t>
+      </w:r>
+      <w:r>
+        <w:br/>
+      </w:r>
+      <w:r>
+        <w:rPr>
           <w:rStyle w:val="NormalTok"/>
         </w:rPr>
         <w:t xml:space="preserve">nmds_scores_df </w:t>
@@ -1605,6 +1820,15 @@
       </w:pPr>
       <w:r>
         <w:rPr>
+          <w:rStyle w:val="CommentTok"/>
+        </w:rPr>
+        <w:t xml:space="preserve"># ── Part 2.4 · Running NMDS ─────────────────────────────────────────────</w:t>
+      </w:r>
+      <w:r>
+        <w:br/>
+      </w:r>
+      <w:r>
+        <w:rPr>
           <w:rStyle w:val="NormalTok"/>
         </w:rPr>
         <w:t xml:space="preserve">nmds_basic_plot </w:t>
@@ -2043,6 +2267,15 @@
       </w:pPr>
       <w:r>
         <w:rPr>
+          <w:rStyle w:val="CommentTok"/>
+        </w:rPr>
+        <w:t xml:space="preserve"># ── Part 2.5 · Running NMDS ─────────────────────────────────────────────</w:t>
+      </w:r>
+      <w:r>
+        <w:br/>
+      </w:r>
+      <w:r>
+        <w:rPr>
           <w:rStyle w:val="NormalTok"/>
         </w:rPr>
         <w:t xml:space="preserve">nmds_ellipse_plot </w:t>
@@ -2554,6 +2787,15 @@
       <w:pPr>
         <w:pStyle w:val="SourceCode"/>
       </w:pPr>
+      <w:r>
+        <w:rPr>
+          <w:rStyle w:val="CommentTok"/>
+        </w:rPr>
+        <w:t xml:space="preserve"># ── Part 2.6 · Running NMDS ─────────────────────────────────────────────</w:t>
+      </w:r>
+      <w:r>
+        <w:br/>
+      </w:r>
       <w:r>
         <w:rPr>
           <w:rStyle w:val="FunctionTok"/>
@@ -2665,6 +2907,15 @@
       </w:pPr>
       <w:r>
         <w:rPr>
+          <w:rStyle w:val="CommentTok"/>
+        </w:rPr>
+        <w:t xml:space="preserve"># ── Part 3.1 · PERMANOVA Analysis ───────────────────────────────────────</w:t>
+      </w:r>
+      <w:r>
+        <w:br/>
+      </w:r>
+      <w:r>
+        <w:rPr>
           <w:rStyle w:val="FunctionTok"/>
         </w:rPr>
         <w:t xml:space="preserve">set.seed</w:t>
@@ -2916,6 +3167,15 @@
       </w:pPr>
       <w:r>
         <w:rPr>
+          <w:rStyle w:val="CommentTok"/>
+        </w:rPr>
+        <w:t xml:space="preserve"># ── Part 3.2 · PERMANOVA Analysis ───────────────────────────────────────</w:t>
+      </w:r>
+      <w:r>
+        <w:br/>
+      </w:r>
+      <w:r>
+        <w:rPr>
           <w:rStyle w:val="NormalTok"/>
         </w:rPr>
         <w:t xml:space="preserve">iris_dist_full </w:t>
@@ -3051,6 +3311,15 @@
       </w:pPr>
       <w:r>
         <w:rPr>
+          <w:rStyle w:val="CommentTok"/>
+        </w:rPr>
+        <w:t xml:space="preserve"># ── Part 3.3 · PERMANOVA Analysis ───────────────────────────────────────</w:t>
+      </w:r>
+      <w:r>
+        <w:br/>
+      </w:r>
+      <w:r>
+        <w:rPr>
           <w:rStyle w:val="FunctionTok"/>
         </w:rPr>
         <w:t xml:space="preserve">plot</w:t>
@@ -3100,6 +3369,15 @@
       <w:pPr>
         <w:pStyle w:val="SourceCode"/>
       </w:pPr>
+      <w:r>
+        <w:rPr>
+          <w:rStyle w:val="CommentTok"/>
+        </w:rPr>
+        <w:t xml:space="preserve"># ── Part 3.4 · PERMANOVA Analysis ───────────────────────────────────────</w:t>
+      </w:r>
+      <w:r>
+        <w:br/>
+      </w:r>
       <w:r>
         <w:rPr>
           <w:rStyle w:val="NormalTok"/>
@@ -4359,6 +4637,15 @@
               <w:rPr>
                 <w:rStyle w:val="CommentTok"/>
               </w:rPr>
+              <w:t xml:space="preserve"># ── Part 3.5 · PERMANOVA Analysis ───────────────────────────────────────</w:t>
+            </w:r>
+            <w:r>
+              <w:br/>
+            </w:r>
+            <w:r>
+              <w:rPr>
+                <w:rStyle w:val="CommentTok"/>
+              </w:rPr>
               <w:t xml:space="preserve"># Write your notes/code here:</w:t>
             </w:r>
           </w:p>
@@ -4407,6 +4694,15 @@
       </w:pPr>
       <w:r>
         <w:rPr>
+          <w:rStyle w:val="CommentTok"/>
+        </w:rPr>
+        <w:t xml:space="preserve"># ── Part 4.1 · ANOSIM Analysis ──────────────────────────────────────────</w:t>
+      </w:r>
+      <w:r>
+        <w:br/>
+      </w:r>
+      <w:r>
+        <w:rPr>
           <w:rStyle w:val="FunctionTok"/>
         </w:rPr>
         <w:t xml:space="preserve">set.seed</w:t>
@@ -4573,6 +4869,15 @@
       <w:pPr>
         <w:pStyle w:val="SourceCode"/>
       </w:pPr>
+      <w:r>
+        <w:rPr>
+          <w:rStyle w:val="CommentTok"/>
+        </w:rPr>
+        <w:t xml:space="preserve"># ── Part 4.2 · ANOSIM Analysis ──────────────────────────────────────────</w:t>
+      </w:r>
+      <w:r>
+        <w:br/>
+      </w:r>
       <w:r>
         <w:rPr>
           <w:rStyle w:val="FunctionTok"/>
@@ -4681,6 +4986,15 @@
       </w:pPr>
       <w:r>
         <w:rPr>
+          <w:rStyle w:val="CommentTok"/>
+        </w:rPr>
+        <w:t xml:space="preserve"># ── Part 5.1 · Environmental Fitting (Optional) ─────────────────────────</w:t>
+      </w:r>
+      <w:r>
+        <w:br/>
+      </w:r>
+      <w:r>
+        <w:rPr>
           <w:rStyle w:val="NormalTok"/>
         </w:rPr>
         <w:t xml:space="preserve">env_data_df </w:t>
@@ -4825,6 +5139,15 @@
       <w:pPr>
         <w:pStyle w:val="SourceCode"/>
       </w:pPr>
+      <w:r>
+        <w:rPr>
+          <w:rStyle w:val="CommentTok"/>
+        </w:rPr>
+        <w:t xml:space="preserve"># ── Part 5.2 · Environmental Fitting (Optional) ─────────────────────────</w:t>
+      </w:r>
+      <w:r>
+        <w:br/>
+      </w:r>
       <w:r>
         <w:rPr>
           <w:rStyle w:val="NormalTok"/>
@@ -6107,6 +6430,15 @@
             <w:pPr>
               <w:pStyle w:val="SourceCode"/>
             </w:pPr>
+            <w:r>
+              <w:rPr>
+                <w:rStyle w:val="CommentTok"/>
+              </w:rPr>
+              <w:t xml:space="preserve"># ── Part 5.3 · Environmental Fitting (Optional) ─────────────────────────</w:t>
+            </w:r>
+            <w:r>
+              <w:br/>
+            </w:r>
             <w:r>
               <w:rPr>
                 <w:rStyle w:val="CommentTok"/>

--- a/docs/content/nmds_cluster_analysis/nmds_cluster_analysis_activity.docx
+++ b/docs/content/nmds_cluster_analysis/nmds_cluster_analysis_activity.docx
@@ -9233,7 +9233,7 @@
         <w:bottom w:color="FF0000" w:space="1" w:sz="8" w:val="single"/>
         <w:right w:color="FF0000" w:space="4" w:sz="8" w:val="single"/>
       </w:pBdr>
-      <w:shd w:color="auto" w:fill="auto" w:val="pct15"/>
+      <w:shd w:color="auto" w:fill="FBFBFB" w:val="clear"/>
       <w:spacing w:after="120" w:before="120"/>
       <w:ind w:left="432" w:right="432"/>
     </w:pPr>
@@ -9249,12 +9249,12 @@
     <w:rsid w:val="00771E03"/>
     <w:pPr>
       <w:pBdr>
-        <w:top w:color="auto" w:space="1" w:sz="8" w:val="single"/>
-        <w:left w:color="auto" w:space="4" w:sz="8" w:val="single"/>
-        <w:bottom w:color="auto" w:space="1" w:sz="8" w:val="single"/>
-        <w:right w:color="auto" w:space="4" w:sz="8" w:val="single"/>
+        <w:top w:color="BFBFBF" w:space="1" w:sz="6" w:val="single"/>
+        <w:left w:color="BFBFBF" w:space="4" w:sz="6" w:val="single"/>
+        <w:bottom w:color="BFBFBF" w:space="1" w:sz="6" w:val="single"/>
+        <w:right w:color="BFBFBF" w:space="4" w:sz="6" w:val="single"/>
       </w:pBdr>
-      <w:shd w:color="auto" w:fill="auto" w:val="pct15"/>
+      <w:shd w:color="auto" w:fill="FBFBFB" w:val="clear"/>
       <w:spacing w:after="240" w:before="240"/>
       <w:ind w:left="432" w:right="432"/>
     </w:pPr>
@@ -9269,7 +9269,13 @@
     <w:qFormat/>
     <w:rsid w:val="00771E03"/>
     <w:pPr>
-      <w:shd w:color="auto" w:fill="auto" w:val="pct15"/>
+      <w:pBdr>
+        <w:top w:color="BFBFBF" w:space="1" w:sz="6" w:val="single"/>
+        <w:left w:color="BFBFBF" w:space="4" w:sz="6" w:val="single"/>
+        <w:bottom w:color="BFBFBF" w:space="1" w:sz="6" w:val="single"/>
+        <w:right w:color="BFBFBF" w:space="4" w:sz="6" w:val="single"/>
+      </w:pBdr>
+      <w:shd w:color="auto" w:fill="FBFBFB" w:val="clear"/>
       <w:spacing w:after="240" w:before="240"/>
       <w:ind w:left="432" w:right="432"/>
     </w:pPr>

--- a/docs/content/nmds_cluster_analysis/nmds_cluster_analysis_activity.docx
+++ b/docs/content/nmds_cluster_analysis/nmds_cluster_analysis_activity.docx
@@ -1632,9 +1632,11 @@
       <w:r>
         <w:t xml:space="preserve">. Is that excellent (&lt;0.1), good (0.1–0.2), or poor (&gt;0.2)?</w:t>
       </w:r>
-      <w:r>
-        <w:t xml:space="preserve"> </w:t>
-      </w:r>
+    </w:p>
+    <w:p>
+      <w:pPr>
+        <w:pStyle w:val="BodyText"/>
+      </w:pPr>
       <w:r>
         <w:rPr>
           <w:rStyle w:val="VerbatimChar"/>
@@ -2856,9 +2858,11 @@
       <w:r>
         <w:t xml:space="preserve">Do the three species separate cleanly on the NMDS plot, or do any overlap?</w:t>
       </w:r>
-      <w:r>
-        <w:t xml:space="preserve"> </w:t>
-      </w:r>
+    </w:p>
+    <w:p>
+      <w:pPr>
+        <w:pStyle w:val="BodyText"/>
+      </w:pPr>
       <w:r>
         <w:rPr>
           <w:rStyle w:val="VerbatimChar"/>
@@ -4497,9 +4501,11 @@
       <w:r>
         <w:t xml:space="preserve">Which pair of species is the most different (largest F-statistic)? Which pair is the least different?</w:t>
       </w:r>
-      <w:r>
-        <w:t xml:space="preserve"> </w:t>
-      </w:r>
+    </w:p>
+    <w:p>
+      <w:pPr>
+        <w:pStyle w:val="BodyText"/>
+      </w:pPr>
       <w:r>
         <w:rPr>
           <w:rStyle w:val="VerbatimChar"/>
@@ -4646,7 +4652,7 @@
               <w:rPr>
                 <w:rStyle w:val="CommentTok"/>
               </w:rPr>
-              <w:t xml:space="preserve"># Write your notes/code here:</w:t>
+              <w:t xml:space="preserve"># Write your notes/code in the R script:</w:t>
             </w:r>
           </w:p>
           <w:p/>
@@ -6443,7 +6449,7 @@
               <w:rPr>
                 <w:rStyle w:val="CommentTok"/>
               </w:rPr>
-              <w:t xml:space="preserve"># Write your code here:</w:t>
+              <w:t xml:space="preserve"># Write your code in the R script:</w:t>
             </w:r>
           </w:p>
           <w:p/>

--- a/docs/content/nmds_cluster_analysis/nmds_cluster_analysis_activity.docx
+++ b/docs/content/nmds_cluster_analysis/nmds_cluster_analysis_activity.docx
@@ -26,279 +26,13 @@
         <w:t xml:space="preserve">Bill Perry</w:t>
       </w:r>
     </w:p>
-    <w:bookmarkStart w:id="13" w:name="worksheet-nmds-permanova"/>
+    <w:bookmarkStart w:id="12" w:name="worksheet-nmds-permanova"/>
     <w:p>
       <w:pPr>
         <w:pStyle w:val="Heading1"/>
       </w:pPr>
       <w:r>
         <w:t xml:space="preserve">Worksheet: NMDS &amp; PERMANOVA</w:t>
-      </w:r>
-    </w:p>
-    <w:p>
-      <w:pPr>
-        <w:pStyle w:val="Heading2"/>
-      </w:pPr>
-      <w:bookmarkStart w:id="9" w:name="how-to-use-this-worksheet"/>
-      <w:r>
-        <w:t xml:space="preserve">How to use this worksheet</w:t>
-      </w:r>
-      <w:bookmarkEnd w:id="9"/>
-    </w:p>
-    <w:p>
-      <w:pPr>
-        <w:pStyle w:val="BlockText"/>
-      </w:pPr>
-      <w:r>
-        <w:t xml:space="preserve">Work through each part in order, at your own pace. Type every line of code yourself into a</w:t>
-      </w:r>
-      <w:r>
-        <w:t xml:space="preserve"> </w:t>
-      </w:r>
-      <w:r>
-        <w:rPr>
-          <w:b/>
-          <w:bCs/>
-        </w:rPr>
-        <w:t xml:space="preserve">plain R script</w:t>
-      </w:r>
-      <w:r>
-        <w:t xml:space="preserve"> </w:t>
-      </w:r>
-      <w:r>
-        <w:t xml:space="preserve">— do not copy-paste. Blocks marked</w:t>
-      </w:r>
-      <w:r>
-        <w:t xml:space="preserve"> </w:t>
-      </w:r>
-      <w:r>
-        <w:rPr>
-          <w:b/>
-          <w:bCs/>
-        </w:rPr>
-        <w:t xml:space="preserve">▶ Run this</w:t>
-      </w:r>
-      <w:r>
-        <w:t xml:space="preserve"> </w:t>
-      </w:r>
-      <w:r>
-        <w:t xml:space="preserve">are code you should type and execute. Blocks marked</w:t>
-      </w:r>
-      <w:r>
-        <w:t xml:space="preserve"> </w:t>
-      </w:r>
-      <w:r>
-        <w:rPr>
-          <w:b/>
-          <w:bCs/>
-        </w:rPr>
-        <w:t xml:space="preserve">✏️ Your turn</w:t>
-      </w:r>
-      <w:r>
-        <w:t xml:space="preserve"> </w:t>
-      </w:r>
-      <w:r>
-        <w:t xml:space="preserve">ask you to write, modify, or answer something. Boxes marked</w:t>
-      </w:r>
-      <w:r>
-        <w:t xml:space="preserve"> </w:t>
-      </w:r>
-      <w:r>
-        <w:rPr>
-          <w:b/>
-          <w:bCs/>
-        </w:rPr>
-        <w:t xml:space="preserve">🚀 If you finish early</w:t>
-      </w:r>
-      <w:r>
-        <w:t xml:space="preserve"> </w:t>
-      </w:r>
-      <w:r>
-        <w:t xml:space="preserve">are optional bonus material that goes a bit further than what we covered in lecture.</w:t>
-      </w:r>
-    </w:p>
-    <w:p>
-      <w:pPr>
-        <w:pStyle w:val="BlockText"/>
-      </w:pPr>
-      <w:r>
-        <w:rPr>
-          <w:b/>
-          <w:bCs/>
-        </w:rPr>
-        <w:t xml:space="preserve">Every grey</w:t>
-      </w:r>
-      <w:r>
-        <w:rPr>
-          <w:b/>
-          <w:bCs/>
-        </w:rPr>
-        <w:t xml:space="preserve"> </w:t>
-      </w:r>
-      <w:r>
-        <w:rPr>
-          <w:rStyle w:val="VerbatimChar"/>
-          <w:b/>
-          <w:bCs/>
-        </w:rPr>
-        <w:t xml:space="preserve">r</w:t>
-      </w:r>
-      <w:r>
-        <w:rPr>
-          <w:b/>
-          <w:bCs/>
-        </w:rPr>
-        <w:t xml:space="preserve"> </w:t>
-      </w:r>
-      <w:r>
-        <w:rPr>
-          <w:b/>
-          <w:bCs/>
-        </w:rPr>
-        <w:t xml:space="preserve">box below is code you type into an R script — not into the Console.</w:t>
-      </w:r>
-      <w:r>
-        <w:t xml:space="preserve"> </w:t>
-      </w:r>
-      <w:r>
-        <w:t xml:space="preserve">Before you start:</w:t>
-      </w:r>
-      <w:r>
-        <w:t xml:space="preserve"> </w:t>
-      </w:r>
-      <w:r>
-        <w:rPr>
-          <w:b/>
-          <w:bCs/>
-        </w:rPr>
-        <w:t xml:space="preserve">File → New File → R Script</w:t>
-      </w:r>
-      <w:r>
-        <w:t xml:space="preserve">, and save it as</w:t>
-      </w:r>
-      <w:r>
-        <w:t xml:space="preserve"> </w:t>
-      </w:r>
-      <w:r>
-        <w:rPr>
-          <w:rStyle w:val="VerbatimChar"/>
-        </w:rPr>
-        <w:t xml:space="preserve">10_nmds_permanova.R</w:t>
-      </w:r>
-      <w:r>
-        <w:t xml:space="preserve"> </w:t>
-      </w:r>
-      <w:r>
-        <w:t xml:space="preserve">in your project’s</w:t>
-      </w:r>
-      <w:r>
-        <w:t xml:space="preserve"> </w:t>
-      </w:r>
-      <w:r>
-        <w:rPr>
-          <w:rStyle w:val="VerbatimChar"/>
-        </w:rPr>
-        <w:t xml:space="preserve">scripts/</w:t>
-      </w:r>
-      <w:r>
-        <w:t xml:space="preserve"> </w:t>
-      </w:r>
-      <w:r>
-        <w:t xml:space="preserve">folder. Then work down the worksheet, adding each block to the bottom of that one script, in order.</w:t>
-      </w:r>
-    </w:p>
-    <w:p>
-      <w:pPr>
-        <w:pStyle w:val="BlockText"/>
-      </w:pPr>
-      <w:r>
-        <w:rPr>
-          <w:b/>
-          <w:bCs/>
-        </w:rPr>
-        <w:t xml:space="preserve">Type the</w:t>
-      </w:r>
-      <w:r>
-        <w:rPr>
-          <w:b/>
-          <w:bCs/>
-        </w:rPr>
-        <w:t xml:space="preserve"> </w:t>
-      </w:r>
-      <w:r>
-        <w:rPr>
-          <w:rStyle w:val="VerbatimChar"/>
-          <w:b/>
-          <w:bCs/>
-        </w:rPr>
-        <w:t xml:space="preserve"># ── Part …</w:t>
-      </w:r>
-      <w:r>
-        <w:rPr>
-          <w:b/>
-          <w:bCs/>
-        </w:rPr>
-        <w:t xml:space="preserve"> </w:t>
-      </w:r>
-      <w:r>
-        <w:rPr>
-          <w:b/>
-          <w:bCs/>
-        </w:rPr>
-        <w:t xml:space="preserve">header comment at the top of each block, too.</w:t>
-      </w:r>
-      <w:r>
-        <w:t xml:space="preserve"> </w:t>
-      </w:r>
-      <w:r>
-        <w:t xml:space="preserve">Those comment lines are not decoration — they are how your script stays navigable, how you find your way back to a block that broke, and how I find your work when I read your script. A block with no header comment is a block I cannot place. In RStudio they also show up in the document outline (the</w:t>
-      </w:r>
-      <w:r>
-        <w:t xml:space="preserve"> </w:t>
-      </w:r>
-      <w:r>
-        <w:rPr>
-          <w:rStyle w:val="VerbatimChar"/>
-        </w:rPr>
-        <w:t xml:space="preserve">≡</w:t>
-      </w:r>
-      <w:r>
-        <w:t xml:space="preserve"> </w:t>
-      </w:r>
-      <w:r>
-        <w:t xml:space="preserve">button at the bottom-left of the editor) so you can jump straight to any part.</w:t>
-      </w:r>
-    </w:p>
-    <w:p>
-      <w:pPr>
-        <w:pStyle w:val="BlockText"/>
-      </w:pPr>
-      <w:r>
-        <w:t xml:space="preserve">This worksheet uses the iris dataset, treating the four flower measurements as if they were abundances of different</w:t>
-      </w:r>
-      <w:r>
-        <w:t xml:space="preserve"> </w:t>
-      </w:r>
-      <w:r>
-        <w:t xml:space="preserve">“species”</w:t>
-      </w:r>
-      <w:r>
-        <w:t xml:space="preserve"> </w:t>
-      </w:r>
-      <w:r>
-        <w:t xml:space="preserve">at different</w:t>
-      </w:r>
-      <w:r>
-        <w:t xml:space="preserve"> </w:t>
-      </w:r>
-      <w:r>
-        <w:t xml:space="preserve">“sites”</w:t>
-      </w:r>
-      <w:r>
-        <w:t xml:space="preserve"> </w:t>
-      </w:r>
-      <w:r>
-        <w:t xml:space="preserve">— a handy stand-in for real community data.</w:t>
       </w:r>
     </w:p>
     <w:p>
@@ -685,18 +419,18 @@
                 <wp:inline>
                   <wp:extent cx="152400" cy="152400"/>
                   <wp:effectExtent b="0" l="0" r="0" t="0"/>
-                  <wp:docPr descr="" title="" id="11" name="Picture"/>
+                  <wp:docPr descr="" title="" id="10" name="Picture"/>
                   <a:graphic>
                     <a:graphicData uri="http://schemas.openxmlformats.org/drawingml/2006/picture">
                       <pic:pic>
                         <pic:nvPicPr>
-                          <pic:cNvPr descr="/Applications/Positron.app/Contents/Resources/app/quarto/share/formats/docx/important.png" id="12" name="Picture"/>
+                          <pic:cNvPr descr="/Applications/Positron.app/Contents/Resources/app/quarto/share/formats/docx/important.png" id="11" name="Picture"/>
                           <pic:cNvPicPr>
                             <a:picLocks noChangeArrowheads="1" noChangeAspect="1"/>
                           </pic:cNvPicPr>
                         </pic:nvPicPr>
                         <pic:blipFill>
-                          <a:blip r:embed="rId10"/>
+                          <a:blip r:embed="rId9"/>
                           <a:stretch>
                             <a:fillRect/>
                           </a:stretch>
@@ -777,8 +511,8 @@
         </w:pict>
       </w:r>
     </w:p>
-    <w:bookmarkEnd w:id="13"/>
-    <w:bookmarkStart w:id="14" w:name="part-1-data-preparation-and-exploration"/>
+    <w:bookmarkEnd w:id="12"/>
+    <w:bookmarkStart w:id="13" w:name="part-1-data-preparation-and-exploration"/>
     <w:p>
       <w:pPr>
         <w:pStyle w:val="Heading1"/>
@@ -1264,149 +998,149 @@
         </w:pict>
       </w:r>
     </w:p>
+    <w:bookmarkEnd w:id="13"/>
+    <w:bookmarkStart w:id="20" w:name="part-2-running-nmds"/>
+    <w:p>
+      <w:pPr>
+        <w:pStyle w:val="Heading1"/>
+      </w:pPr>
+      <w:r>
+        <w:t xml:space="preserve">Part 2 · Running NMDS</w:t>
+      </w:r>
+    </w:p>
+    <w:bookmarkStart w:id="14" w:name="step-1-calculate-a-distance-matrix"/>
+    <w:p>
+      <w:pPr>
+        <w:pStyle w:val="Heading2"/>
+      </w:pPr>
+      <w:r>
+        <w:t xml:space="preserve">Step 1: Calculate a distance matrix</w:t>
+      </w:r>
+    </w:p>
+    <w:p>
+      <w:pPr>
+        <w:pStyle w:val="SourceCode"/>
+      </w:pPr>
+      <w:r>
+        <w:rPr>
+          <w:rStyle w:val="CommentTok"/>
+        </w:rPr>
+        <w:t xml:space="preserve"># ── Part 2.1 · Running NMDS ─────────────────────────────────────────────</w:t>
+      </w:r>
+      <w:r>
+        <w:br/>
+      </w:r>
+      <w:r>
+        <w:rPr>
+          <w:rStyle w:val="CommentTok"/>
+        </w:rPr>
+        <w:t xml:space="preserve"># For iris data, we'll use Euclidean distance since these are measurements</w:t>
+      </w:r>
+      <w:r>
+        <w:br/>
+      </w:r>
+      <w:r>
+        <w:rPr>
+          <w:rStyle w:val="CommentTok"/>
+        </w:rPr>
+        <w:t xml:space="preserve"># (Bray-Curtis is more common for real abundance/count data)</w:t>
+      </w:r>
+      <w:r>
+        <w:br/>
+      </w:r>
+      <w:r>
+        <w:rPr>
+          <w:rStyle w:val="NormalTok"/>
+        </w:rPr>
+        <w:t xml:space="preserve">iris_dist </w:t>
+      </w:r>
+      <w:r>
+        <w:rPr>
+          <w:rStyle w:val="OtherTok"/>
+        </w:rPr>
+        <w:t xml:space="preserve">&lt;-</w:t>
+      </w:r>
+      <w:r>
+        <w:rPr>
+          <w:rStyle w:val="NormalTok"/>
+        </w:rPr>
+        <w:t xml:space="preserve"> </w:t>
+      </w:r>
+      <w:r>
+        <w:rPr>
+          <w:rStyle w:val="FunctionTok"/>
+        </w:rPr>
+        <w:t xml:space="preserve">dist</w:t>
+      </w:r>
+      <w:r>
+        <w:rPr>
+          <w:rStyle w:val="NormalTok"/>
+        </w:rPr>
+        <w:t xml:space="preserve">(iris_numeric_df, </w:t>
+      </w:r>
+      <w:r>
+        <w:rPr>
+          <w:rStyle w:val="AttributeTok"/>
+        </w:rPr>
+        <w:t xml:space="preserve">method =</w:t>
+      </w:r>
+      <w:r>
+        <w:rPr>
+          <w:rStyle w:val="NormalTok"/>
+        </w:rPr>
+        <w:t xml:space="preserve"> </w:t>
+      </w:r>
+      <w:r>
+        <w:rPr>
+          <w:rStyle w:val="StringTok"/>
+        </w:rPr>
+        <w:t xml:space="preserve">"euclidean"</w:t>
+      </w:r>
+      <w:r>
+        <w:rPr>
+          <w:rStyle w:val="NormalTok"/>
+        </w:rPr>
+        <w:t xml:space="preserve">)</w:t>
+      </w:r>
+      <w:r>
+        <w:br/>
+      </w:r>
+      <w:r>
+        <w:br/>
+      </w:r>
+      <w:r>
+        <w:rPr>
+          <w:rStyle w:val="NormalTok"/>
+        </w:rPr>
+        <w:t xml:space="preserve">iris_dist[</w:t>
+      </w:r>
+      <w:r>
+        <w:rPr>
+          <w:rStyle w:val="DecValTok"/>
+        </w:rPr>
+        <w:t xml:space="preserve">1</w:t>
+      </w:r>
+      <w:r>
+        <w:rPr>
+          <w:rStyle w:val="SpecialCharTok"/>
+        </w:rPr>
+        <w:t xml:space="preserve">:</w:t>
+      </w:r>
+      <w:r>
+        <w:rPr>
+          <w:rStyle w:val="DecValTok"/>
+        </w:rPr>
+        <w:t xml:space="preserve">5</w:t>
+      </w:r>
+      <w:r>
+        <w:rPr>
+          <w:rStyle w:val="NormalTok"/>
+        </w:rPr>
+        <w:t xml:space="preserve">]</w:t>
+      </w:r>
+    </w:p>
     <w:bookmarkEnd w:id="14"/>
-    <w:bookmarkStart w:id="21" w:name="part-2-running-nmds"/>
-    <w:p>
-      <w:pPr>
-        <w:pStyle w:val="Heading1"/>
-      </w:pPr>
-      <w:r>
-        <w:t xml:space="preserve">Part 2 · Running NMDS</w:t>
-      </w:r>
-    </w:p>
-    <w:bookmarkStart w:id="15" w:name="step-1-calculate-a-distance-matrix"/>
-    <w:p>
-      <w:pPr>
-        <w:pStyle w:val="Heading2"/>
-      </w:pPr>
-      <w:r>
-        <w:t xml:space="preserve">Step 1: Calculate a distance matrix</w:t>
-      </w:r>
-    </w:p>
-    <w:p>
-      <w:pPr>
-        <w:pStyle w:val="SourceCode"/>
-      </w:pPr>
-      <w:r>
-        <w:rPr>
-          <w:rStyle w:val="CommentTok"/>
-        </w:rPr>
-        <w:t xml:space="preserve"># ── Part 2.1 · Running NMDS ─────────────────────────────────────────────</w:t>
-      </w:r>
-      <w:r>
-        <w:br/>
-      </w:r>
-      <w:r>
-        <w:rPr>
-          <w:rStyle w:val="CommentTok"/>
-        </w:rPr>
-        <w:t xml:space="preserve"># For iris data, we'll use Euclidean distance since these are measurements</w:t>
-      </w:r>
-      <w:r>
-        <w:br/>
-      </w:r>
-      <w:r>
-        <w:rPr>
-          <w:rStyle w:val="CommentTok"/>
-        </w:rPr>
-        <w:t xml:space="preserve"># (Bray-Curtis is more common for real abundance/count data)</w:t>
-      </w:r>
-      <w:r>
-        <w:br/>
-      </w:r>
-      <w:r>
-        <w:rPr>
-          <w:rStyle w:val="NormalTok"/>
-        </w:rPr>
-        <w:t xml:space="preserve">iris_dist </w:t>
-      </w:r>
-      <w:r>
-        <w:rPr>
-          <w:rStyle w:val="OtherTok"/>
-        </w:rPr>
-        <w:t xml:space="preserve">&lt;-</w:t>
-      </w:r>
-      <w:r>
-        <w:rPr>
-          <w:rStyle w:val="NormalTok"/>
-        </w:rPr>
-        <w:t xml:space="preserve"> </w:t>
-      </w:r>
-      <w:r>
-        <w:rPr>
-          <w:rStyle w:val="FunctionTok"/>
-        </w:rPr>
-        <w:t xml:space="preserve">dist</w:t>
-      </w:r>
-      <w:r>
-        <w:rPr>
-          <w:rStyle w:val="NormalTok"/>
-        </w:rPr>
-        <w:t xml:space="preserve">(iris_numeric_df, </w:t>
-      </w:r>
-      <w:r>
-        <w:rPr>
-          <w:rStyle w:val="AttributeTok"/>
-        </w:rPr>
-        <w:t xml:space="preserve">method =</w:t>
-      </w:r>
-      <w:r>
-        <w:rPr>
-          <w:rStyle w:val="NormalTok"/>
-        </w:rPr>
-        <w:t xml:space="preserve"> </w:t>
-      </w:r>
-      <w:r>
-        <w:rPr>
-          <w:rStyle w:val="StringTok"/>
-        </w:rPr>
-        <w:t xml:space="preserve">"euclidean"</w:t>
-      </w:r>
-      <w:r>
-        <w:rPr>
-          <w:rStyle w:val="NormalTok"/>
-        </w:rPr>
-        <w:t xml:space="preserve">)</w:t>
-      </w:r>
-      <w:r>
-        <w:br/>
-      </w:r>
-      <w:r>
-        <w:br/>
-      </w:r>
-      <w:r>
-        <w:rPr>
-          <w:rStyle w:val="NormalTok"/>
-        </w:rPr>
-        <w:t xml:space="preserve">iris_dist[</w:t>
-      </w:r>
-      <w:r>
-        <w:rPr>
-          <w:rStyle w:val="DecValTok"/>
-        </w:rPr>
-        <w:t xml:space="preserve">1</w:t>
-      </w:r>
-      <w:r>
-        <w:rPr>
-          <w:rStyle w:val="SpecialCharTok"/>
-        </w:rPr>
-        <w:t xml:space="preserve">:</w:t>
-      </w:r>
-      <w:r>
-        <w:rPr>
-          <w:rStyle w:val="DecValTok"/>
-        </w:rPr>
-        <w:t xml:space="preserve">5</w:t>
-      </w:r>
-      <w:r>
-        <w:rPr>
-          <w:rStyle w:val="NormalTok"/>
-        </w:rPr>
-        <w:t xml:space="preserve">]</w:t>
-      </w:r>
-    </w:p>
-    <w:bookmarkEnd w:id="15"/>
-    <w:bookmarkStart w:id="16" w:name="step-2-run-nmds"/>
+    <w:bookmarkStart w:id="15" w:name="step-2-run-nmds"/>
     <w:p>
       <w:pPr>
         <w:pStyle w:val="Heading2"/>
@@ -1644,14 +1378,176 @@
         <w:t xml:space="preserve">________________________</w:t>
       </w:r>
     </w:p>
+    <w:bookmarkEnd w:id="15"/>
+    <w:bookmarkStart w:id="16" w:name="step-3-extract-nmds-scores"/>
+    <w:p>
+      <w:pPr>
+        <w:pStyle w:val="Heading2"/>
+      </w:pPr>
+      <w:r>
+        <w:t xml:space="preserve">Step 3: Extract NMDS scores</w:t>
+      </w:r>
+    </w:p>
+    <w:p>
+      <w:pPr>
+        <w:pStyle w:val="SourceCode"/>
+      </w:pPr>
+      <w:r>
+        <w:rPr>
+          <w:rStyle w:val="CommentTok"/>
+        </w:rPr>
+        <w:t xml:space="preserve"># ── Part 2.3 · Running NMDS ─────────────────────────────────────────────</w:t>
+      </w:r>
+      <w:r>
+        <w:br/>
+      </w:r>
+      <w:r>
+        <w:rPr>
+          <w:rStyle w:val="NormalTok"/>
+        </w:rPr>
+        <w:t xml:space="preserve">nmds_scores_df </w:t>
+      </w:r>
+      <w:r>
+        <w:rPr>
+          <w:rStyle w:val="OtherTok"/>
+        </w:rPr>
+        <w:t xml:space="preserve">&lt;-</w:t>
+      </w:r>
+      <w:r>
+        <w:rPr>
+          <w:rStyle w:val="NormalTok"/>
+        </w:rPr>
+        <w:t xml:space="preserve"> </w:t>
+      </w:r>
+      <w:r>
+        <w:rPr>
+          <w:rStyle w:val="FunctionTok"/>
+        </w:rPr>
+        <w:t xml:space="preserve">as.data.frame</w:t>
+      </w:r>
+      <w:r>
+        <w:rPr>
+          <w:rStyle w:val="NormalTok"/>
+        </w:rPr>
+        <w:t xml:space="preserve">(iris_nmds_model</w:t>
+      </w:r>
+      <w:r>
+        <w:rPr>
+          <w:rStyle w:val="SpecialCharTok"/>
+        </w:rPr>
+        <w:t xml:space="preserve">$</w:t>
+      </w:r>
+      <w:r>
+        <w:rPr>
+          <w:rStyle w:val="NormalTok"/>
+        </w:rPr>
+        <w:t xml:space="preserve">points) </w:t>
+      </w:r>
+      <w:r>
+        <w:rPr>
+          <w:rStyle w:val="SpecialCharTok"/>
+        </w:rPr>
+        <w:t xml:space="preserve">%&gt;%</w:t>
+      </w:r>
+      <w:r>
+        <w:br/>
+      </w:r>
+      <w:r>
+        <w:rPr>
+          <w:rStyle w:val="NormalTok"/>
+        </w:rPr>
+        <w:t xml:space="preserve">  </w:t>
+      </w:r>
+      <w:r>
+        <w:rPr>
+          <w:rStyle w:val="FunctionTok"/>
+        </w:rPr>
+        <w:t xml:space="preserve">rename</w:t>
+      </w:r>
+      <w:r>
+        <w:rPr>
+          <w:rStyle w:val="NormalTok"/>
+        </w:rPr>
+        <w:t xml:space="preserve">(</w:t>
+      </w:r>
+      <w:r>
+        <w:rPr>
+          <w:rStyle w:val="AttributeTok"/>
+        </w:rPr>
+        <w:t xml:space="preserve">nmds1 =</w:t>
+      </w:r>
+      <w:r>
+        <w:rPr>
+          <w:rStyle w:val="NormalTok"/>
+        </w:rPr>
+        <w:t xml:space="preserve"> MDS1, </w:t>
+      </w:r>
+      <w:r>
+        <w:rPr>
+          <w:rStyle w:val="AttributeTok"/>
+        </w:rPr>
+        <w:t xml:space="preserve">nmds2 =</w:t>
+      </w:r>
+      <w:r>
+        <w:rPr>
+          <w:rStyle w:val="NormalTok"/>
+        </w:rPr>
+        <w:t xml:space="preserve"> MDS2) </w:t>
+      </w:r>
+      <w:r>
+        <w:rPr>
+          <w:rStyle w:val="SpecialCharTok"/>
+        </w:rPr>
+        <w:t xml:space="preserve">%&gt;%</w:t>
+      </w:r>
+      <w:r>
+        <w:br/>
+      </w:r>
+      <w:r>
+        <w:rPr>
+          <w:rStyle w:val="NormalTok"/>
+        </w:rPr>
+        <w:t xml:space="preserve">  </w:t>
+      </w:r>
+      <w:r>
+        <w:rPr>
+          <w:rStyle w:val="FunctionTok"/>
+        </w:rPr>
+        <w:t xml:space="preserve">bind_cols</w:t>
+      </w:r>
+      <w:r>
+        <w:rPr>
+          <w:rStyle w:val="NormalTok"/>
+        </w:rPr>
+        <w:t xml:space="preserve">(iris_species_df)</w:t>
+      </w:r>
+      <w:r>
+        <w:br/>
+      </w:r>
+      <w:r>
+        <w:br/>
+      </w:r>
+      <w:r>
+        <w:rPr>
+          <w:rStyle w:val="FunctionTok"/>
+        </w:rPr>
+        <w:t xml:space="preserve">head</w:t>
+      </w:r>
+      <w:r>
+        <w:rPr>
+          <w:rStyle w:val="NormalTok"/>
+        </w:rPr>
+        <w:t xml:space="preserve">(nmds_scores_df)</w:t>
+      </w:r>
+    </w:p>
     <w:bookmarkEnd w:id="16"/>
-    <w:bookmarkStart w:id="17" w:name="step-3-extract-nmds-scores"/>
+    <w:bookmarkStart w:id="17" w:name="step-4-create-an-nmds-plot"/>
     <w:p>
       <w:pPr>
         <w:pStyle w:val="Heading2"/>
       </w:pPr>
       <w:r>
-        <w:t xml:space="preserve">Step 3: Extract NMDS scores</w:t>
+        <w:t xml:space="preserve">Step 4: Create an NMDS plot</w:t>
       </w:r>
     </w:p>
     <w:p>
@@ -1662,16 +1558,16 @@
         <w:rPr>
           <w:rStyle w:val="CommentTok"/>
         </w:rPr>
-        <w:t xml:space="preserve"># ── Part 2.3 · Running NMDS ─────────────────────────────────────────────</w:t>
-      </w:r>
-      <w:r>
-        <w:br/>
-      </w:r>
-      <w:r>
-        <w:rPr>
-          <w:rStyle w:val="NormalTok"/>
-        </w:rPr>
-        <w:t xml:space="preserve">nmds_scores_df </w:t>
+        <w:t xml:space="preserve"># ── Part 2.4 · Running NMDS ─────────────────────────────────────────────</w:t>
+      </w:r>
+      <w:r>
+        <w:br/>
+      </w:r>
+      <w:r>
+        <w:rPr>
+          <w:rStyle w:val="NormalTok"/>
+        </w:rPr>
+        <w:t xml:space="preserve">nmds_basic_plot </w:t>
       </w:r>
       <w:r>
         <w:rPr>
@@ -1689,7 +1585,238 @@
         <w:rPr>
           <w:rStyle w:val="FunctionTok"/>
         </w:rPr>
-        <w:t xml:space="preserve">as.data.frame</w:t>
+        <w:t xml:space="preserve">ggplot</w:t>
+      </w:r>
+      <w:r>
+        <w:rPr>
+          <w:rStyle w:val="NormalTok"/>
+        </w:rPr>
+        <w:t xml:space="preserve">(nmds_scores_df, </w:t>
+      </w:r>
+      <w:r>
+        <w:rPr>
+          <w:rStyle w:val="FunctionTok"/>
+        </w:rPr>
+        <w:t xml:space="preserve">aes</w:t>
+      </w:r>
+      <w:r>
+        <w:rPr>
+          <w:rStyle w:val="NormalTok"/>
+        </w:rPr>
+        <w:t xml:space="preserve">(</w:t>
+      </w:r>
+      <w:r>
+        <w:rPr>
+          <w:rStyle w:val="AttributeTok"/>
+        </w:rPr>
+        <w:t xml:space="preserve">x =</w:t>
+      </w:r>
+      <w:r>
+        <w:rPr>
+          <w:rStyle w:val="NormalTok"/>
+        </w:rPr>
+        <w:t xml:space="preserve"> nmds1, </w:t>
+      </w:r>
+      <w:r>
+        <w:rPr>
+          <w:rStyle w:val="AttributeTok"/>
+        </w:rPr>
+        <w:t xml:space="preserve">y =</w:t>
+      </w:r>
+      <w:r>
+        <w:rPr>
+          <w:rStyle w:val="NormalTok"/>
+        </w:rPr>
+        <w:t xml:space="preserve"> nmds2, </w:t>
+      </w:r>
+      <w:r>
+        <w:rPr>
+          <w:rStyle w:val="AttributeTok"/>
+        </w:rPr>
+        <w:t xml:space="preserve">color =</w:t>
+      </w:r>
+      <w:r>
+        <w:rPr>
+          <w:rStyle w:val="NormalTok"/>
+        </w:rPr>
+        <w:t xml:space="preserve"> species)) </w:t>
+      </w:r>
+      <w:r>
+        <w:rPr>
+          <w:rStyle w:val="SpecialCharTok"/>
+        </w:rPr>
+        <w:t xml:space="preserve">+</w:t>
+      </w:r>
+      <w:r>
+        <w:br/>
+      </w:r>
+      <w:r>
+        <w:rPr>
+          <w:rStyle w:val="NormalTok"/>
+        </w:rPr>
+        <w:t xml:space="preserve">  </w:t>
+      </w:r>
+      <w:r>
+        <w:rPr>
+          <w:rStyle w:val="FunctionTok"/>
+        </w:rPr>
+        <w:t xml:space="preserve">geom_point</w:t>
+      </w:r>
+      <w:r>
+        <w:rPr>
+          <w:rStyle w:val="NormalTok"/>
+        </w:rPr>
+        <w:t xml:space="preserve">(</w:t>
+      </w:r>
+      <w:r>
+        <w:rPr>
+          <w:rStyle w:val="AttributeTok"/>
+        </w:rPr>
+        <w:t xml:space="preserve">size =</w:t>
+      </w:r>
+      <w:r>
+        <w:rPr>
+          <w:rStyle w:val="NormalTok"/>
+        </w:rPr>
+        <w:t xml:space="preserve"> </w:t>
+      </w:r>
+      <w:r>
+        <w:rPr>
+          <w:rStyle w:val="DecValTok"/>
+        </w:rPr>
+        <w:t xml:space="preserve">3</w:t>
+      </w:r>
+      <w:r>
+        <w:rPr>
+          <w:rStyle w:val="NormalTok"/>
+        </w:rPr>
+        <w:t xml:space="preserve">, </w:t>
+      </w:r>
+      <w:r>
+        <w:rPr>
+          <w:rStyle w:val="AttributeTok"/>
+        </w:rPr>
+        <w:t xml:space="preserve">alpha =</w:t>
+      </w:r>
+      <w:r>
+        <w:rPr>
+          <w:rStyle w:val="NormalTok"/>
+        </w:rPr>
+        <w:t xml:space="preserve"> </w:t>
+      </w:r>
+      <w:r>
+        <w:rPr>
+          <w:rStyle w:val="FloatTok"/>
+        </w:rPr>
+        <w:t xml:space="preserve">0.8</w:t>
+      </w:r>
+      <w:r>
+        <w:rPr>
+          <w:rStyle w:val="NormalTok"/>
+        </w:rPr>
+        <w:t xml:space="preserve">) </w:t>
+      </w:r>
+      <w:r>
+        <w:rPr>
+          <w:rStyle w:val="SpecialCharTok"/>
+        </w:rPr>
+        <w:t xml:space="preserve">+</w:t>
+      </w:r>
+      <w:r>
+        <w:br/>
+      </w:r>
+      <w:r>
+        <w:rPr>
+          <w:rStyle w:val="NormalTok"/>
+        </w:rPr>
+        <w:t xml:space="preserve">  </w:t>
+      </w:r>
+      <w:r>
+        <w:rPr>
+          <w:rStyle w:val="FunctionTok"/>
+        </w:rPr>
+        <w:t xml:space="preserve">labs</w:t>
+      </w:r>
+      <w:r>
+        <w:rPr>
+          <w:rStyle w:val="NormalTok"/>
+        </w:rPr>
+        <w:t xml:space="preserve">(</w:t>
+      </w:r>
+      <w:r>
+        <w:rPr>
+          <w:rStyle w:val="AttributeTok"/>
+        </w:rPr>
+        <w:t xml:space="preserve">title =</w:t>
+      </w:r>
+      <w:r>
+        <w:rPr>
+          <w:rStyle w:val="NormalTok"/>
+        </w:rPr>
+        <w:t xml:space="preserve"> </w:t>
+      </w:r>
+      <w:r>
+        <w:rPr>
+          <w:rStyle w:val="StringTok"/>
+        </w:rPr>
+        <w:t xml:space="preserve">"NMDS Ordination of Iris Data"</w:t>
+      </w:r>
+      <w:r>
+        <w:rPr>
+          <w:rStyle w:val="NormalTok"/>
+        </w:rPr>
+        <w:t xml:space="preserve">,</w:t>
+      </w:r>
+      <w:r>
+        <w:br/>
+      </w:r>
+      <w:r>
+        <w:rPr>
+          <w:rStyle w:val="NormalTok"/>
+        </w:rPr>
+        <w:t xml:space="preserve">       </w:t>
+      </w:r>
+      <w:r>
+        <w:rPr>
+          <w:rStyle w:val="AttributeTok"/>
+        </w:rPr>
+        <w:t xml:space="preserve">subtitle =</w:t>
+      </w:r>
+      <w:r>
+        <w:rPr>
+          <w:rStyle w:val="NormalTok"/>
+        </w:rPr>
+        <w:t xml:space="preserve"> </w:t>
+      </w:r>
+      <w:r>
+        <w:rPr>
+          <w:rStyle w:val="FunctionTok"/>
+        </w:rPr>
+        <w:t xml:space="preserve">paste</w:t>
+      </w:r>
+      <w:r>
+        <w:rPr>
+          <w:rStyle w:val="NormalTok"/>
+        </w:rPr>
+        <w:t xml:space="preserve">(</w:t>
+      </w:r>
+      <w:r>
+        <w:rPr>
+          <w:rStyle w:val="StringTok"/>
+        </w:rPr>
+        <w:t xml:space="preserve">"Stress ="</w:t>
+      </w:r>
+      <w:r>
+        <w:rPr>
+          <w:rStyle w:val="NormalTok"/>
+        </w:rPr>
+        <w:t xml:space="preserve">, </w:t>
+      </w:r>
+      <w:r>
+        <w:rPr>
+          <w:rStyle w:val="FunctionTok"/>
+        </w:rPr>
+        <w:t xml:space="preserve">round</w:t>
       </w:r>
       <w:r>
         <w:rPr>
@@ -1707,13 +1834,124 @@
         <w:rPr>
           <w:rStyle w:val="NormalTok"/>
         </w:rPr>
-        <w:t xml:space="preserve">points) </w:t>
+        <w:t xml:space="preserve">stress, </w:t>
+      </w:r>
+      <w:r>
+        <w:rPr>
+          <w:rStyle w:val="DecValTok"/>
+        </w:rPr>
+        <w:t xml:space="preserve">3</w:t>
+      </w:r>
+      <w:r>
+        <w:rPr>
+          <w:rStyle w:val="NormalTok"/>
+        </w:rPr>
+        <w:t xml:space="preserve">)),</w:t>
+      </w:r>
+      <w:r>
+        <w:br/>
+      </w:r>
+      <w:r>
+        <w:rPr>
+          <w:rStyle w:val="NormalTok"/>
+        </w:rPr>
+        <w:t xml:space="preserve">       </w:t>
+      </w:r>
+      <w:r>
+        <w:rPr>
+          <w:rStyle w:val="AttributeTok"/>
+        </w:rPr>
+        <w:t xml:space="preserve">x =</w:t>
+      </w:r>
+      <w:r>
+        <w:rPr>
+          <w:rStyle w:val="NormalTok"/>
+        </w:rPr>
+        <w:t xml:space="preserve"> </w:t>
+      </w:r>
+      <w:r>
+        <w:rPr>
+          <w:rStyle w:val="StringTok"/>
+        </w:rPr>
+        <w:t xml:space="preserve">"NMDS1"</w:t>
+      </w:r>
+      <w:r>
+        <w:rPr>
+          <w:rStyle w:val="NormalTok"/>
+        </w:rPr>
+        <w:t xml:space="preserve">,</w:t>
+      </w:r>
+      <w:r>
+        <w:br/>
+      </w:r>
+      <w:r>
+        <w:rPr>
+          <w:rStyle w:val="NormalTok"/>
+        </w:rPr>
+        <w:t xml:space="preserve">       </w:t>
+      </w:r>
+      <w:r>
+        <w:rPr>
+          <w:rStyle w:val="AttributeTok"/>
+        </w:rPr>
+        <w:t xml:space="preserve">y =</w:t>
+      </w:r>
+      <w:r>
+        <w:rPr>
+          <w:rStyle w:val="NormalTok"/>
+        </w:rPr>
+        <w:t xml:space="preserve"> </w:t>
+      </w:r>
+      <w:r>
+        <w:rPr>
+          <w:rStyle w:val="StringTok"/>
+        </w:rPr>
+        <w:t xml:space="preserve">"NMDS2"</w:t>
+      </w:r>
+      <w:r>
+        <w:rPr>
+          <w:rStyle w:val="NormalTok"/>
+        </w:rPr>
+        <w:t xml:space="preserve">,</w:t>
+      </w:r>
+      <w:r>
+        <w:br/>
+      </w:r>
+      <w:r>
+        <w:rPr>
+          <w:rStyle w:val="NormalTok"/>
+        </w:rPr>
+        <w:t xml:space="preserve">       </w:t>
+      </w:r>
+      <w:r>
+        <w:rPr>
+          <w:rStyle w:val="AttributeTok"/>
+        </w:rPr>
+        <w:t xml:space="preserve">color =</w:t>
+      </w:r>
+      <w:r>
+        <w:rPr>
+          <w:rStyle w:val="NormalTok"/>
+        </w:rPr>
+        <w:t xml:space="preserve"> </w:t>
+      </w:r>
+      <w:r>
+        <w:rPr>
+          <w:rStyle w:val="StringTok"/>
+        </w:rPr>
+        <w:t xml:space="preserve">"Species"</w:t>
+      </w:r>
+      <w:r>
+        <w:rPr>
+          <w:rStyle w:val="NormalTok"/>
+        </w:rPr>
+        <w:t xml:space="preserve">) </w:t>
       </w:r>
       <w:r>
         <w:rPr>
           <w:rStyle w:val="SpecialCharTok"/>
         </w:rPr>
-        <w:t xml:space="preserve">%&gt;%</w:t>
+        <w:t xml:space="preserve">+</w:t>
       </w:r>
       <w:r>
         <w:br/>
@@ -1728,7 +1966,85 @@
         <w:rPr>
           <w:rStyle w:val="FunctionTok"/>
         </w:rPr>
-        <w:t xml:space="preserve">rename</w:t>
+        <w:t xml:space="preserve">theme_minimal</w:t>
+      </w:r>
+      <w:r>
+        <w:rPr>
+          <w:rStyle w:val="NormalTok"/>
+        </w:rPr>
+        <w:t xml:space="preserve">()</w:t>
+      </w:r>
+      <w:r>
+        <w:br/>
+      </w:r>
+      <w:r>
+        <w:br/>
+      </w:r>
+      <w:r>
+        <w:rPr>
+          <w:rStyle w:val="NormalTok"/>
+        </w:rPr>
+        <w:t xml:space="preserve">nmds_basic_plot</w:t>
+      </w:r>
+    </w:p>
+    <w:bookmarkEnd w:id="17"/>
+    <w:bookmarkStart w:id="18" w:name="step-5-add-confidence-ellipses"/>
+    <w:p>
+      <w:pPr>
+        <w:pStyle w:val="Heading2"/>
+      </w:pPr>
+      <w:r>
+        <w:t xml:space="preserve">Step 5: Add confidence ellipses</w:t>
+      </w:r>
+    </w:p>
+    <w:p>
+      <w:pPr>
+        <w:pStyle w:val="SourceCode"/>
+      </w:pPr>
+      <w:r>
+        <w:rPr>
+          <w:rStyle w:val="CommentTok"/>
+        </w:rPr>
+        <w:t xml:space="preserve"># ── Part 2.5 · Running NMDS ─────────────────────────────────────────────</w:t>
+      </w:r>
+      <w:r>
+        <w:br/>
+      </w:r>
+      <w:r>
+        <w:rPr>
+          <w:rStyle w:val="NormalTok"/>
+        </w:rPr>
+        <w:t xml:space="preserve">nmds_ellipse_plot </w:t>
+      </w:r>
+      <w:r>
+        <w:rPr>
+          <w:rStyle w:val="OtherTok"/>
+        </w:rPr>
+        <w:t xml:space="preserve">&lt;-</w:t>
+      </w:r>
+      <w:r>
+        <w:rPr>
+          <w:rStyle w:val="NormalTok"/>
+        </w:rPr>
+        <w:t xml:space="preserve"> </w:t>
+      </w:r>
+      <w:r>
+        <w:rPr>
+          <w:rStyle w:val="FunctionTok"/>
+        </w:rPr>
+        <w:t xml:space="preserve">ggplot</w:t>
+      </w:r>
+      <w:r>
+        <w:rPr>
+          <w:rStyle w:val="NormalTok"/>
+        </w:rPr>
+        <w:t xml:space="preserve">(nmds_scores_df, </w:t>
+      </w:r>
+      <w:r>
+        <w:rPr>
+          <w:rStyle w:val="FunctionTok"/>
+        </w:rPr>
+        <w:t xml:space="preserve">aes</w:t>
       </w:r>
       <w:r>
         <w:rPr>
@@ -1740,31 +2056,43 @@
         <w:rPr>
           <w:rStyle w:val="AttributeTok"/>
         </w:rPr>
-        <w:t xml:space="preserve">nmds1 =</w:t>
-      </w:r>
-      <w:r>
-        <w:rPr>
-          <w:rStyle w:val="NormalTok"/>
-        </w:rPr>
-        <w:t xml:space="preserve"> MDS1, </w:t>
+        <w:t xml:space="preserve">x =</w:t>
+      </w:r>
+      <w:r>
+        <w:rPr>
+          <w:rStyle w:val="NormalTok"/>
+        </w:rPr>
+        <w:t xml:space="preserve"> nmds1, </w:t>
       </w:r>
       <w:r>
         <w:rPr>
           <w:rStyle w:val="AttributeTok"/>
         </w:rPr>
-        <w:t xml:space="preserve">nmds2 =</w:t>
-      </w:r>
-      <w:r>
-        <w:rPr>
-          <w:rStyle w:val="NormalTok"/>
-        </w:rPr>
-        <w:t xml:space="preserve"> MDS2) </w:t>
+        <w:t xml:space="preserve">y =</w:t>
+      </w:r>
+      <w:r>
+        <w:rPr>
+          <w:rStyle w:val="NormalTok"/>
+        </w:rPr>
+        <w:t xml:space="preserve"> nmds2, </w:t>
+      </w:r>
+      <w:r>
+        <w:rPr>
+          <w:rStyle w:val="AttributeTok"/>
+        </w:rPr>
+        <w:t xml:space="preserve">color =</w:t>
+      </w:r>
+      <w:r>
+        <w:rPr>
+          <w:rStyle w:val="NormalTok"/>
+        </w:rPr>
+        <w:t xml:space="preserve"> species)) </w:t>
       </w:r>
       <w:r>
         <w:rPr>
           <w:rStyle w:val="SpecialCharTok"/>
         </w:rPr>
-        <w:t xml:space="preserve">%&gt;%</w:t>
+        <w:t xml:space="preserve">+</w:t>
       </w:r>
       <w:r>
         <w:br/>
@@ -1779,91 +2107,214 @@
         <w:rPr>
           <w:rStyle w:val="FunctionTok"/>
         </w:rPr>
-        <w:t xml:space="preserve">bind_cols</w:t>
-      </w:r>
-      <w:r>
-        <w:rPr>
-          <w:rStyle w:val="NormalTok"/>
-        </w:rPr>
-        <w:t xml:space="preserve">(iris_species_df)</w:t>
-      </w:r>
-      <w:r>
-        <w:br/>
-      </w:r>
-      <w:r>
-        <w:br/>
+        <w:t xml:space="preserve">geom_point</w:t>
+      </w:r>
+      <w:r>
+        <w:rPr>
+          <w:rStyle w:val="NormalTok"/>
+        </w:rPr>
+        <w:t xml:space="preserve">(</w:t>
+      </w:r>
+      <w:r>
+        <w:rPr>
+          <w:rStyle w:val="AttributeTok"/>
+        </w:rPr>
+        <w:t xml:space="preserve">size =</w:t>
+      </w:r>
+      <w:r>
+        <w:rPr>
+          <w:rStyle w:val="NormalTok"/>
+        </w:rPr>
+        <w:t xml:space="preserve"> </w:t>
+      </w:r>
+      <w:r>
+        <w:rPr>
+          <w:rStyle w:val="DecValTok"/>
+        </w:rPr>
+        <w:t xml:space="preserve">3</w:t>
+      </w:r>
+      <w:r>
+        <w:rPr>
+          <w:rStyle w:val="NormalTok"/>
+        </w:rPr>
+        <w:t xml:space="preserve">, </w:t>
+      </w:r>
+      <w:r>
+        <w:rPr>
+          <w:rStyle w:val="AttributeTok"/>
+        </w:rPr>
+        <w:t xml:space="preserve">alpha =</w:t>
+      </w:r>
+      <w:r>
+        <w:rPr>
+          <w:rStyle w:val="NormalTok"/>
+        </w:rPr>
+        <w:t xml:space="preserve"> </w:t>
+      </w:r>
+      <w:r>
+        <w:rPr>
+          <w:rStyle w:val="FloatTok"/>
+        </w:rPr>
+        <w:t xml:space="preserve">0.8</w:t>
+      </w:r>
+      <w:r>
+        <w:rPr>
+          <w:rStyle w:val="NormalTok"/>
+        </w:rPr>
+        <w:t xml:space="preserve">) </w:t>
+      </w:r>
+      <w:r>
+        <w:rPr>
+          <w:rStyle w:val="SpecialCharTok"/>
+        </w:rPr>
+        <w:t xml:space="preserve">+</w:t>
+      </w:r>
+      <w:r>
+        <w:br/>
+      </w:r>
+      <w:r>
+        <w:rPr>
+          <w:rStyle w:val="NormalTok"/>
+        </w:rPr>
+        <w:t xml:space="preserve">  </w:t>
       </w:r>
       <w:r>
         <w:rPr>
           <w:rStyle w:val="FunctionTok"/>
         </w:rPr>
-        <w:t xml:space="preserve">head</w:t>
-      </w:r>
-      <w:r>
-        <w:rPr>
-          <w:rStyle w:val="NormalTok"/>
-        </w:rPr>
-        <w:t xml:space="preserve">(nmds_scores_df)</w:t>
-      </w:r>
-    </w:p>
-    <w:bookmarkEnd w:id="17"/>
-    <w:bookmarkStart w:id="18" w:name="step-4-create-an-nmds-plot"/>
-    <w:p>
-      <w:pPr>
-        <w:pStyle w:val="Heading2"/>
-      </w:pPr>
-      <w:r>
-        <w:t xml:space="preserve">Step 4: Create an NMDS plot</w:t>
-      </w:r>
-    </w:p>
-    <w:p>
-      <w:pPr>
-        <w:pStyle w:val="SourceCode"/>
-      </w:pPr>
-      <w:r>
-        <w:rPr>
-          <w:rStyle w:val="CommentTok"/>
-        </w:rPr>
-        <w:t xml:space="preserve"># ── Part 2.4 · Running NMDS ─────────────────────────────────────────────</w:t>
-      </w:r>
-      <w:r>
-        <w:br/>
-      </w:r>
-      <w:r>
-        <w:rPr>
-          <w:rStyle w:val="NormalTok"/>
-        </w:rPr>
-        <w:t xml:space="preserve">nmds_basic_plot </w:t>
-      </w:r>
-      <w:r>
-        <w:rPr>
-          <w:rStyle w:val="OtherTok"/>
-        </w:rPr>
-        <w:t xml:space="preserve">&lt;-</w:t>
-      </w:r>
-      <w:r>
-        <w:rPr>
-          <w:rStyle w:val="NormalTok"/>
-        </w:rPr>
-        <w:t xml:space="preserve"> </w:t>
+        <w:t xml:space="preserve">stat_ellipse</w:t>
+      </w:r>
+      <w:r>
+        <w:rPr>
+          <w:rStyle w:val="NormalTok"/>
+        </w:rPr>
+        <w:t xml:space="preserve">(</w:t>
+      </w:r>
+      <w:r>
+        <w:rPr>
+          <w:rStyle w:val="AttributeTok"/>
+        </w:rPr>
+        <w:t xml:space="preserve">level =</w:t>
+      </w:r>
+      <w:r>
+        <w:rPr>
+          <w:rStyle w:val="NormalTok"/>
+        </w:rPr>
+        <w:t xml:space="preserve"> </w:t>
+      </w:r>
+      <w:r>
+        <w:rPr>
+          <w:rStyle w:val="FloatTok"/>
+        </w:rPr>
+        <w:t xml:space="preserve">0.95</w:t>
+      </w:r>
+      <w:r>
+        <w:rPr>
+          <w:rStyle w:val="NormalTok"/>
+        </w:rPr>
+        <w:t xml:space="preserve">, </w:t>
+      </w:r>
+      <w:r>
+        <w:rPr>
+          <w:rStyle w:val="AttributeTok"/>
+        </w:rPr>
+        <w:t xml:space="preserve">linewidth =</w:t>
+      </w:r>
+      <w:r>
+        <w:rPr>
+          <w:rStyle w:val="NormalTok"/>
+        </w:rPr>
+        <w:t xml:space="preserve"> </w:t>
+      </w:r>
+      <w:r>
+        <w:rPr>
+          <w:rStyle w:val="DecValTok"/>
+        </w:rPr>
+        <w:t xml:space="preserve">1</w:t>
+      </w:r>
+      <w:r>
+        <w:rPr>
+          <w:rStyle w:val="NormalTok"/>
+        </w:rPr>
+        <w:t xml:space="preserve">) </w:t>
+      </w:r>
+      <w:r>
+        <w:rPr>
+          <w:rStyle w:val="SpecialCharTok"/>
+        </w:rPr>
+        <w:t xml:space="preserve">+</w:t>
+      </w:r>
+      <w:r>
+        <w:br/>
+      </w:r>
+      <w:r>
+        <w:rPr>
+          <w:rStyle w:val="NormalTok"/>
+        </w:rPr>
+        <w:t xml:space="preserve">  </w:t>
       </w:r>
       <w:r>
         <w:rPr>
           <w:rStyle w:val="FunctionTok"/>
         </w:rPr>
-        <w:t xml:space="preserve">ggplot</w:t>
-      </w:r>
-      <w:r>
-        <w:rPr>
-          <w:rStyle w:val="NormalTok"/>
-        </w:rPr>
-        <w:t xml:space="preserve">(nmds_scores_df, </w:t>
+        <w:t xml:space="preserve">labs</w:t>
+      </w:r>
+      <w:r>
+        <w:rPr>
+          <w:rStyle w:val="NormalTok"/>
+        </w:rPr>
+        <w:t xml:space="preserve">(</w:t>
+      </w:r>
+      <w:r>
+        <w:rPr>
+          <w:rStyle w:val="AttributeTok"/>
+        </w:rPr>
+        <w:t xml:space="preserve">title =</w:t>
+      </w:r>
+      <w:r>
+        <w:rPr>
+          <w:rStyle w:val="NormalTok"/>
+        </w:rPr>
+        <w:t xml:space="preserve"> </w:t>
+      </w:r>
+      <w:r>
+        <w:rPr>
+          <w:rStyle w:val="StringTok"/>
+        </w:rPr>
+        <w:t xml:space="preserve">"NMDS Ordination with 95% Confidence Ellipses"</w:t>
+      </w:r>
+      <w:r>
+        <w:rPr>
+          <w:rStyle w:val="NormalTok"/>
+        </w:rPr>
+        <w:t xml:space="preserve">,</w:t>
+      </w:r>
+      <w:r>
+        <w:br/>
+      </w:r>
+      <w:r>
+        <w:rPr>
+          <w:rStyle w:val="NormalTok"/>
+        </w:rPr>
+        <w:t xml:space="preserve">       </w:t>
+      </w:r>
+      <w:r>
+        <w:rPr>
+          <w:rStyle w:val="AttributeTok"/>
+        </w:rPr>
+        <w:t xml:space="preserve">subtitle =</w:t>
+      </w:r>
+      <w:r>
+        <w:rPr>
+          <w:rStyle w:val="NormalTok"/>
+        </w:rPr>
+        <w:t xml:space="preserve"> </w:t>
       </w:r>
       <w:r>
         <w:rPr>
           <w:rStyle w:val="FunctionTok"/>
         </w:rPr>
-        <w:t xml:space="preserve">aes</w:t>
+        <w:t xml:space="preserve">paste</w:t>
       </w:r>
       <w:r>
         <w:rPr>
@@ -1873,6 +2324,63 @@
       </w:r>
       <w:r>
         <w:rPr>
+          <w:rStyle w:val="StringTok"/>
+        </w:rPr>
+        <w:t xml:space="preserve">"Stress ="</w:t>
+      </w:r>
+      <w:r>
+        <w:rPr>
+          <w:rStyle w:val="NormalTok"/>
+        </w:rPr>
+        <w:t xml:space="preserve">, </w:t>
+      </w:r>
+      <w:r>
+        <w:rPr>
+          <w:rStyle w:val="FunctionTok"/>
+        </w:rPr>
+        <w:t xml:space="preserve">round</w:t>
+      </w:r>
+      <w:r>
+        <w:rPr>
+          <w:rStyle w:val="NormalTok"/>
+        </w:rPr>
+        <w:t xml:space="preserve">(iris_nmds_model</w:t>
+      </w:r>
+      <w:r>
+        <w:rPr>
+          <w:rStyle w:val="SpecialCharTok"/>
+        </w:rPr>
+        <w:t xml:space="preserve">$</w:t>
+      </w:r>
+      <w:r>
+        <w:rPr>
+          <w:rStyle w:val="NormalTok"/>
+        </w:rPr>
+        <w:t xml:space="preserve">stress, </w:t>
+      </w:r>
+      <w:r>
+        <w:rPr>
+          <w:rStyle w:val="DecValTok"/>
+        </w:rPr>
+        <w:t xml:space="preserve">3</w:t>
+      </w:r>
+      <w:r>
+        <w:rPr>
+          <w:rStyle w:val="NormalTok"/>
+        </w:rPr>
+        <w:t xml:space="preserve">)),</w:t>
+      </w:r>
+      <w:r>
+        <w:br/>
+      </w:r>
+      <w:r>
+        <w:rPr>
+          <w:rStyle w:val="NormalTok"/>
+        </w:rPr>
+        <w:t xml:space="preserve">       </w:t>
+      </w:r>
+      <w:r>
+        <w:rPr>
           <w:rStyle w:val="AttributeTok"/>
         </w:rPr>
         <w:t xml:space="preserve">x =</w:t>
@@ -1881,7 +2389,28 @@
         <w:rPr>
           <w:rStyle w:val="NormalTok"/>
         </w:rPr>
-        <w:t xml:space="preserve"> nmds1, </w:t>
+        <w:t xml:space="preserve"> </w:t>
+      </w:r>
+      <w:r>
+        <w:rPr>
+          <w:rStyle w:val="StringTok"/>
+        </w:rPr>
+        <w:t xml:space="preserve">"NMDS1"</w:t>
+      </w:r>
+      <w:r>
+        <w:rPr>
+          <w:rStyle w:val="NormalTok"/>
+        </w:rPr>
+        <w:t xml:space="preserve">,</w:t>
+      </w:r>
+      <w:r>
+        <w:br/>
+      </w:r>
+      <w:r>
+        <w:rPr>
+          <w:rStyle w:val="NormalTok"/>
+        </w:rPr>
+        <w:t xml:space="preserve">       </w:t>
       </w:r>
       <w:r>
         <w:rPr>
@@ -1893,7 +2422,28 @@
         <w:rPr>
           <w:rStyle w:val="NormalTok"/>
         </w:rPr>
-        <w:t xml:space="preserve"> nmds2, </w:t>
+        <w:t xml:space="preserve"> </w:t>
+      </w:r>
+      <w:r>
+        <w:rPr>
+          <w:rStyle w:val="StringTok"/>
+        </w:rPr>
+        <w:t xml:space="preserve">"NMDS2"</w:t>
+      </w:r>
+      <w:r>
+        <w:rPr>
+          <w:rStyle w:val="NormalTok"/>
+        </w:rPr>
+        <w:t xml:space="preserve">,</w:t>
+      </w:r>
+      <w:r>
+        <w:br/>
+      </w:r>
+      <w:r>
+        <w:rPr>
+          <w:rStyle w:val="NormalTok"/>
+        </w:rPr>
+        <w:t xml:space="preserve">       </w:t>
       </w:r>
       <w:r>
         <w:rPr>
@@ -1905,7 +2455,19 @@
         <w:rPr>
           <w:rStyle w:val="NormalTok"/>
         </w:rPr>
-        <w:t xml:space="preserve"> species)) </w:t>
+        <w:t xml:space="preserve"> </w:t>
+      </w:r>
+      <w:r>
+        <w:rPr>
+          <w:rStyle w:val="StringTok"/>
+        </w:rPr>
+        <w:t xml:space="preserve">"Species"</w:t>
+      </w:r>
+      <w:r>
+        <w:rPr>
+          <w:rStyle w:val="NormalTok"/>
+        </w:rPr>
+        <w:t xml:space="preserve">) </w:t>
       </w:r>
       <w:r>
         <w:rPr>
@@ -1926,312 +2488,6 @@
         <w:rPr>
           <w:rStyle w:val="FunctionTok"/>
         </w:rPr>
-        <w:t xml:space="preserve">geom_point</w:t>
-      </w:r>
-      <w:r>
-        <w:rPr>
-          <w:rStyle w:val="NormalTok"/>
-        </w:rPr>
-        <w:t xml:space="preserve">(</w:t>
-      </w:r>
-      <w:r>
-        <w:rPr>
-          <w:rStyle w:val="AttributeTok"/>
-        </w:rPr>
-        <w:t xml:space="preserve">size =</w:t>
-      </w:r>
-      <w:r>
-        <w:rPr>
-          <w:rStyle w:val="NormalTok"/>
-        </w:rPr>
-        <w:t xml:space="preserve"> </w:t>
-      </w:r>
-      <w:r>
-        <w:rPr>
-          <w:rStyle w:val="DecValTok"/>
-        </w:rPr>
-        <w:t xml:space="preserve">3</w:t>
-      </w:r>
-      <w:r>
-        <w:rPr>
-          <w:rStyle w:val="NormalTok"/>
-        </w:rPr>
-        <w:t xml:space="preserve">, </w:t>
-      </w:r>
-      <w:r>
-        <w:rPr>
-          <w:rStyle w:val="AttributeTok"/>
-        </w:rPr>
-        <w:t xml:space="preserve">alpha =</w:t>
-      </w:r>
-      <w:r>
-        <w:rPr>
-          <w:rStyle w:val="NormalTok"/>
-        </w:rPr>
-        <w:t xml:space="preserve"> </w:t>
-      </w:r>
-      <w:r>
-        <w:rPr>
-          <w:rStyle w:val="FloatTok"/>
-        </w:rPr>
-        <w:t xml:space="preserve">0.8</w:t>
-      </w:r>
-      <w:r>
-        <w:rPr>
-          <w:rStyle w:val="NormalTok"/>
-        </w:rPr>
-        <w:t xml:space="preserve">) </w:t>
-      </w:r>
-      <w:r>
-        <w:rPr>
-          <w:rStyle w:val="SpecialCharTok"/>
-        </w:rPr>
-        <w:t xml:space="preserve">+</w:t>
-      </w:r>
-      <w:r>
-        <w:br/>
-      </w:r>
-      <w:r>
-        <w:rPr>
-          <w:rStyle w:val="NormalTok"/>
-        </w:rPr>
-        <w:t xml:space="preserve">  </w:t>
-      </w:r>
-      <w:r>
-        <w:rPr>
-          <w:rStyle w:val="FunctionTok"/>
-        </w:rPr>
-        <w:t xml:space="preserve">labs</w:t>
-      </w:r>
-      <w:r>
-        <w:rPr>
-          <w:rStyle w:val="NormalTok"/>
-        </w:rPr>
-        <w:t xml:space="preserve">(</w:t>
-      </w:r>
-      <w:r>
-        <w:rPr>
-          <w:rStyle w:val="AttributeTok"/>
-        </w:rPr>
-        <w:t xml:space="preserve">title =</w:t>
-      </w:r>
-      <w:r>
-        <w:rPr>
-          <w:rStyle w:val="NormalTok"/>
-        </w:rPr>
-        <w:t xml:space="preserve"> </w:t>
-      </w:r>
-      <w:r>
-        <w:rPr>
-          <w:rStyle w:val="StringTok"/>
-        </w:rPr>
-        <w:t xml:space="preserve">"NMDS Ordination of Iris Data"</w:t>
-      </w:r>
-      <w:r>
-        <w:rPr>
-          <w:rStyle w:val="NormalTok"/>
-        </w:rPr>
-        <w:t xml:space="preserve">,</w:t>
-      </w:r>
-      <w:r>
-        <w:br/>
-      </w:r>
-      <w:r>
-        <w:rPr>
-          <w:rStyle w:val="NormalTok"/>
-        </w:rPr>
-        <w:t xml:space="preserve">       </w:t>
-      </w:r>
-      <w:r>
-        <w:rPr>
-          <w:rStyle w:val="AttributeTok"/>
-        </w:rPr>
-        <w:t xml:space="preserve">subtitle =</w:t>
-      </w:r>
-      <w:r>
-        <w:rPr>
-          <w:rStyle w:val="NormalTok"/>
-        </w:rPr>
-        <w:t xml:space="preserve"> </w:t>
-      </w:r>
-      <w:r>
-        <w:rPr>
-          <w:rStyle w:val="FunctionTok"/>
-        </w:rPr>
-        <w:t xml:space="preserve">paste</w:t>
-      </w:r>
-      <w:r>
-        <w:rPr>
-          <w:rStyle w:val="NormalTok"/>
-        </w:rPr>
-        <w:t xml:space="preserve">(</w:t>
-      </w:r>
-      <w:r>
-        <w:rPr>
-          <w:rStyle w:val="StringTok"/>
-        </w:rPr>
-        <w:t xml:space="preserve">"Stress ="</w:t>
-      </w:r>
-      <w:r>
-        <w:rPr>
-          <w:rStyle w:val="NormalTok"/>
-        </w:rPr>
-        <w:t xml:space="preserve">, </w:t>
-      </w:r>
-      <w:r>
-        <w:rPr>
-          <w:rStyle w:val="FunctionTok"/>
-        </w:rPr>
-        <w:t xml:space="preserve">round</w:t>
-      </w:r>
-      <w:r>
-        <w:rPr>
-          <w:rStyle w:val="NormalTok"/>
-        </w:rPr>
-        <w:t xml:space="preserve">(iris_nmds_model</w:t>
-      </w:r>
-      <w:r>
-        <w:rPr>
-          <w:rStyle w:val="SpecialCharTok"/>
-        </w:rPr>
-        <w:t xml:space="preserve">$</w:t>
-      </w:r>
-      <w:r>
-        <w:rPr>
-          <w:rStyle w:val="NormalTok"/>
-        </w:rPr>
-        <w:t xml:space="preserve">stress, </w:t>
-      </w:r>
-      <w:r>
-        <w:rPr>
-          <w:rStyle w:val="DecValTok"/>
-        </w:rPr>
-        <w:t xml:space="preserve">3</w:t>
-      </w:r>
-      <w:r>
-        <w:rPr>
-          <w:rStyle w:val="NormalTok"/>
-        </w:rPr>
-        <w:t xml:space="preserve">)),</w:t>
-      </w:r>
-      <w:r>
-        <w:br/>
-      </w:r>
-      <w:r>
-        <w:rPr>
-          <w:rStyle w:val="NormalTok"/>
-        </w:rPr>
-        <w:t xml:space="preserve">       </w:t>
-      </w:r>
-      <w:r>
-        <w:rPr>
-          <w:rStyle w:val="AttributeTok"/>
-        </w:rPr>
-        <w:t xml:space="preserve">x =</w:t>
-      </w:r>
-      <w:r>
-        <w:rPr>
-          <w:rStyle w:val="NormalTok"/>
-        </w:rPr>
-        <w:t xml:space="preserve"> </w:t>
-      </w:r>
-      <w:r>
-        <w:rPr>
-          <w:rStyle w:val="StringTok"/>
-        </w:rPr>
-        <w:t xml:space="preserve">"NMDS1"</w:t>
-      </w:r>
-      <w:r>
-        <w:rPr>
-          <w:rStyle w:val="NormalTok"/>
-        </w:rPr>
-        <w:t xml:space="preserve">,</w:t>
-      </w:r>
-      <w:r>
-        <w:br/>
-      </w:r>
-      <w:r>
-        <w:rPr>
-          <w:rStyle w:val="NormalTok"/>
-        </w:rPr>
-        <w:t xml:space="preserve">       </w:t>
-      </w:r>
-      <w:r>
-        <w:rPr>
-          <w:rStyle w:val="AttributeTok"/>
-        </w:rPr>
-        <w:t xml:space="preserve">y =</w:t>
-      </w:r>
-      <w:r>
-        <w:rPr>
-          <w:rStyle w:val="NormalTok"/>
-        </w:rPr>
-        <w:t xml:space="preserve"> </w:t>
-      </w:r>
-      <w:r>
-        <w:rPr>
-          <w:rStyle w:val="StringTok"/>
-        </w:rPr>
-        <w:t xml:space="preserve">"NMDS2"</w:t>
-      </w:r>
-      <w:r>
-        <w:rPr>
-          <w:rStyle w:val="NormalTok"/>
-        </w:rPr>
-        <w:t xml:space="preserve">,</w:t>
-      </w:r>
-      <w:r>
-        <w:br/>
-      </w:r>
-      <w:r>
-        <w:rPr>
-          <w:rStyle w:val="NormalTok"/>
-        </w:rPr>
-        <w:t xml:space="preserve">       </w:t>
-      </w:r>
-      <w:r>
-        <w:rPr>
-          <w:rStyle w:val="AttributeTok"/>
-        </w:rPr>
-        <w:t xml:space="preserve">color =</w:t>
-      </w:r>
-      <w:r>
-        <w:rPr>
-          <w:rStyle w:val="NormalTok"/>
-        </w:rPr>
-        <w:t xml:space="preserve"> </w:t>
-      </w:r>
-      <w:r>
-        <w:rPr>
-          <w:rStyle w:val="StringTok"/>
-        </w:rPr>
-        <w:t xml:space="preserve">"Species"</w:t>
-      </w:r>
-      <w:r>
-        <w:rPr>
-          <w:rStyle w:val="NormalTok"/>
-        </w:rPr>
-        <w:t xml:space="preserve">) </w:t>
-      </w:r>
-      <w:r>
-        <w:rPr>
-          <w:rStyle w:val="SpecialCharTok"/>
-        </w:rPr>
-        <w:t xml:space="preserve">+</w:t>
-      </w:r>
-      <w:r>
-        <w:br/>
-      </w:r>
-      <w:r>
-        <w:rPr>
-          <w:rStyle w:val="NormalTok"/>
-        </w:rPr>
-        <w:t xml:space="preserve">  </w:t>
-      </w:r>
-      <w:r>
-        <w:rPr>
-          <w:rStyle w:val="FunctionTok"/>
-        </w:rPr>
         <w:t xml:space="preserve">theme_minimal</w:t>
       </w:r>
       <w:r>
@@ -2250,533 +2506,11 @@
         <w:rPr>
           <w:rStyle w:val="NormalTok"/>
         </w:rPr>
-        <w:t xml:space="preserve">nmds_basic_plot</w:t>
+        <w:t xml:space="preserve">nmds_ellipse_plot</w:t>
       </w:r>
     </w:p>
     <w:bookmarkEnd w:id="18"/>
-    <w:bookmarkStart w:id="19" w:name="step-5-add-confidence-ellipses"/>
-    <w:p>
-      <w:pPr>
-        <w:pStyle w:val="Heading2"/>
-      </w:pPr>
-      <w:r>
-        <w:t xml:space="preserve">Step 5: Add confidence ellipses</w:t>
-      </w:r>
-    </w:p>
-    <w:p>
-      <w:pPr>
-        <w:pStyle w:val="SourceCode"/>
-      </w:pPr>
-      <w:r>
-        <w:rPr>
-          <w:rStyle w:val="CommentTok"/>
-        </w:rPr>
-        <w:t xml:space="preserve"># ── Part 2.5 · Running NMDS ─────────────────────────────────────────────</w:t>
-      </w:r>
-      <w:r>
-        <w:br/>
-      </w:r>
-      <w:r>
-        <w:rPr>
-          <w:rStyle w:val="NormalTok"/>
-        </w:rPr>
-        <w:t xml:space="preserve">nmds_ellipse_plot </w:t>
-      </w:r>
-      <w:r>
-        <w:rPr>
-          <w:rStyle w:val="OtherTok"/>
-        </w:rPr>
-        <w:t xml:space="preserve">&lt;-</w:t>
-      </w:r>
-      <w:r>
-        <w:rPr>
-          <w:rStyle w:val="NormalTok"/>
-        </w:rPr>
-        <w:t xml:space="preserve"> </w:t>
-      </w:r>
-      <w:r>
-        <w:rPr>
-          <w:rStyle w:val="FunctionTok"/>
-        </w:rPr>
-        <w:t xml:space="preserve">ggplot</w:t>
-      </w:r>
-      <w:r>
-        <w:rPr>
-          <w:rStyle w:val="NormalTok"/>
-        </w:rPr>
-        <w:t xml:space="preserve">(nmds_scores_df, </w:t>
-      </w:r>
-      <w:r>
-        <w:rPr>
-          <w:rStyle w:val="FunctionTok"/>
-        </w:rPr>
-        <w:t xml:space="preserve">aes</w:t>
-      </w:r>
-      <w:r>
-        <w:rPr>
-          <w:rStyle w:val="NormalTok"/>
-        </w:rPr>
-        <w:t xml:space="preserve">(</w:t>
-      </w:r>
-      <w:r>
-        <w:rPr>
-          <w:rStyle w:val="AttributeTok"/>
-        </w:rPr>
-        <w:t xml:space="preserve">x =</w:t>
-      </w:r>
-      <w:r>
-        <w:rPr>
-          <w:rStyle w:val="NormalTok"/>
-        </w:rPr>
-        <w:t xml:space="preserve"> nmds1, </w:t>
-      </w:r>
-      <w:r>
-        <w:rPr>
-          <w:rStyle w:val="AttributeTok"/>
-        </w:rPr>
-        <w:t xml:space="preserve">y =</w:t>
-      </w:r>
-      <w:r>
-        <w:rPr>
-          <w:rStyle w:val="NormalTok"/>
-        </w:rPr>
-        <w:t xml:space="preserve"> nmds2, </w:t>
-      </w:r>
-      <w:r>
-        <w:rPr>
-          <w:rStyle w:val="AttributeTok"/>
-        </w:rPr>
-        <w:t xml:space="preserve">color =</w:t>
-      </w:r>
-      <w:r>
-        <w:rPr>
-          <w:rStyle w:val="NormalTok"/>
-        </w:rPr>
-        <w:t xml:space="preserve"> species)) </w:t>
-      </w:r>
-      <w:r>
-        <w:rPr>
-          <w:rStyle w:val="SpecialCharTok"/>
-        </w:rPr>
-        <w:t xml:space="preserve">+</w:t>
-      </w:r>
-      <w:r>
-        <w:br/>
-      </w:r>
-      <w:r>
-        <w:rPr>
-          <w:rStyle w:val="NormalTok"/>
-        </w:rPr>
-        <w:t xml:space="preserve">  </w:t>
-      </w:r>
-      <w:r>
-        <w:rPr>
-          <w:rStyle w:val="FunctionTok"/>
-        </w:rPr>
-        <w:t xml:space="preserve">geom_point</w:t>
-      </w:r>
-      <w:r>
-        <w:rPr>
-          <w:rStyle w:val="NormalTok"/>
-        </w:rPr>
-        <w:t xml:space="preserve">(</w:t>
-      </w:r>
-      <w:r>
-        <w:rPr>
-          <w:rStyle w:val="AttributeTok"/>
-        </w:rPr>
-        <w:t xml:space="preserve">size =</w:t>
-      </w:r>
-      <w:r>
-        <w:rPr>
-          <w:rStyle w:val="NormalTok"/>
-        </w:rPr>
-        <w:t xml:space="preserve"> </w:t>
-      </w:r>
-      <w:r>
-        <w:rPr>
-          <w:rStyle w:val="DecValTok"/>
-        </w:rPr>
-        <w:t xml:space="preserve">3</w:t>
-      </w:r>
-      <w:r>
-        <w:rPr>
-          <w:rStyle w:val="NormalTok"/>
-        </w:rPr>
-        <w:t xml:space="preserve">, </w:t>
-      </w:r>
-      <w:r>
-        <w:rPr>
-          <w:rStyle w:val="AttributeTok"/>
-        </w:rPr>
-        <w:t xml:space="preserve">alpha =</w:t>
-      </w:r>
-      <w:r>
-        <w:rPr>
-          <w:rStyle w:val="NormalTok"/>
-        </w:rPr>
-        <w:t xml:space="preserve"> </w:t>
-      </w:r>
-      <w:r>
-        <w:rPr>
-          <w:rStyle w:val="FloatTok"/>
-        </w:rPr>
-        <w:t xml:space="preserve">0.8</w:t>
-      </w:r>
-      <w:r>
-        <w:rPr>
-          <w:rStyle w:val="NormalTok"/>
-        </w:rPr>
-        <w:t xml:space="preserve">) </w:t>
-      </w:r>
-      <w:r>
-        <w:rPr>
-          <w:rStyle w:val="SpecialCharTok"/>
-        </w:rPr>
-        <w:t xml:space="preserve">+</w:t>
-      </w:r>
-      <w:r>
-        <w:br/>
-      </w:r>
-      <w:r>
-        <w:rPr>
-          <w:rStyle w:val="NormalTok"/>
-        </w:rPr>
-        <w:t xml:space="preserve">  </w:t>
-      </w:r>
-      <w:r>
-        <w:rPr>
-          <w:rStyle w:val="FunctionTok"/>
-        </w:rPr>
-        <w:t xml:space="preserve">stat_ellipse</w:t>
-      </w:r>
-      <w:r>
-        <w:rPr>
-          <w:rStyle w:val="NormalTok"/>
-        </w:rPr>
-        <w:t xml:space="preserve">(</w:t>
-      </w:r>
-      <w:r>
-        <w:rPr>
-          <w:rStyle w:val="AttributeTok"/>
-        </w:rPr>
-        <w:t xml:space="preserve">level =</w:t>
-      </w:r>
-      <w:r>
-        <w:rPr>
-          <w:rStyle w:val="NormalTok"/>
-        </w:rPr>
-        <w:t xml:space="preserve"> </w:t>
-      </w:r>
-      <w:r>
-        <w:rPr>
-          <w:rStyle w:val="FloatTok"/>
-        </w:rPr>
-        <w:t xml:space="preserve">0.95</w:t>
-      </w:r>
-      <w:r>
-        <w:rPr>
-          <w:rStyle w:val="NormalTok"/>
-        </w:rPr>
-        <w:t xml:space="preserve">, </w:t>
-      </w:r>
-      <w:r>
-        <w:rPr>
-          <w:rStyle w:val="AttributeTok"/>
-        </w:rPr>
-        <w:t xml:space="preserve">linewidth =</w:t>
-      </w:r>
-      <w:r>
-        <w:rPr>
-          <w:rStyle w:val="NormalTok"/>
-        </w:rPr>
-        <w:t xml:space="preserve"> </w:t>
-      </w:r>
-      <w:r>
-        <w:rPr>
-          <w:rStyle w:val="DecValTok"/>
-        </w:rPr>
-        <w:t xml:space="preserve">1</w:t>
-      </w:r>
-      <w:r>
-        <w:rPr>
-          <w:rStyle w:val="NormalTok"/>
-        </w:rPr>
-        <w:t xml:space="preserve">) </w:t>
-      </w:r>
-      <w:r>
-        <w:rPr>
-          <w:rStyle w:val="SpecialCharTok"/>
-        </w:rPr>
-        <w:t xml:space="preserve">+</w:t>
-      </w:r>
-      <w:r>
-        <w:br/>
-      </w:r>
-      <w:r>
-        <w:rPr>
-          <w:rStyle w:val="NormalTok"/>
-        </w:rPr>
-        <w:t xml:space="preserve">  </w:t>
-      </w:r>
-      <w:r>
-        <w:rPr>
-          <w:rStyle w:val="FunctionTok"/>
-        </w:rPr>
-        <w:t xml:space="preserve">labs</w:t>
-      </w:r>
-      <w:r>
-        <w:rPr>
-          <w:rStyle w:val="NormalTok"/>
-        </w:rPr>
-        <w:t xml:space="preserve">(</w:t>
-      </w:r>
-      <w:r>
-        <w:rPr>
-          <w:rStyle w:val="AttributeTok"/>
-        </w:rPr>
-        <w:t xml:space="preserve">title =</w:t>
-      </w:r>
-      <w:r>
-        <w:rPr>
-          <w:rStyle w:val="NormalTok"/>
-        </w:rPr>
-        <w:t xml:space="preserve"> </w:t>
-      </w:r>
-      <w:r>
-        <w:rPr>
-          <w:rStyle w:val="StringTok"/>
-        </w:rPr>
-        <w:t xml:space="preserve">"NMDS Ordination with 95% Confidence Ellipses"</w:t>
-      </w:r>
-      <w:r>
-        <w:rPr>
-          <w:rStyle w:val="NormalTok"/>
-        </w:rPr>
-        <w:t xml:space="preserve">,</w:t>
-      </w:r>
-      <w:r>
-        <w:br/>
-      </w:r>
-      <w:r>
-        <w:rPr>
-          <w:rStyle w:val="NormalTok"/>
-        </w:rPr>
-        <w:t xml:space="preserve">       </w:t>
-      </w:r>
-      <w:r>
-        <w:rPr>
-          <w:rStyle w:val="AttributeTok"/>
-        </w:rPr>
-        <w:t xml:space="preserve">subtitle =</w:t>
-      </w:r>
-      <w:r>
-        <w:rPr>
-          <w:rStyle w:val="NormalTok"/>
-        </w:rPr>
-        <w:t xml:space="preserve"> </w:t>
-      </w:r>
-      <w:r>
-        <w:rPr>
-          <w:rStyle w:val="FunctionTok"/>
-        </w:rPr>
-        <w:t xml:space="preserve">paste</w:t>
-      </w:r>
-      <w:r>
-        <w:rPr>
-          <w:rStyle w:val="NormalTok"/>
-        </w:rPr>
-        <w:t xml:space="preserve">(</w:t>
-      </w:r>
-      <w:r>
-        <w:rPr>
-          <w:rStyle w:val="StringTok"/>
-        </w:rPr>
-        <w:t xml:space="preserve">"Stress ="</w:t>
-      </w:r>
-      <w:r>
-        <w:rPr>
-          <w:rStyle w:val="NormalTok"/>
-        </w:rPr>
-        <w:t xml:space="preserve">, </w:t>
-      </w:r>
-      <w:r>
-        <w:rPr>
-          <w:rStyle w:val="FunctionTok"/>
-        </w:rPr>
-        <w:t xml:space="preserve">round</w:t>
-      </w:r>
-      <w:r>
-        <w:rPr>
-          <w:rStyle w:val="NormalTok"/>
-        </w:rPr>
-        <w:t xml:space="preserve">(iris_nmds_model</w:t>
-      </w:r>
-      <w:r>
-        <w:rPr>
-          <w:rStyle w:val="SpecialCharTok"/>
-        </w:rPr>
-        <w:t xml:space="preserve">$</w:t>
-      </w:r>
-      <w:r>
-        <w:rPr>
-          <w:rStyle w:val="NormalTok"/>
-        </w:rPr>
-        <w:t xml:space="preserve">stress, </w:t>
-      </w:r>
-      <w:r>
-        <w:rPr>
-          <w:rStyle w:val="DecValTok"/>
-        </w:rPr>
-        <w:t xml:space="preserve">3</w:t>
-      </w:r>
-      <w:r>
-        <w:rPr>
-          <w:rStyle w:val="NormalTok"/>
-        </w:rPr>
-        <w:t xml:space="preserve">)),</w:t>
-      </w:r>
-      <w:r>
-        <w:br/>
-      </w:r>
-      <w:r>
-        <w:rPr>
-          <w:rStyle w:val="NormalTok"/>
-        </w:rPr>
-        <w:t xml:space="preserve">       </w:t>
-      </w:r>
-      <w:r>
-        <w:rPr>
-          <w:rStyle w:val="AttributeTok"/>
-        </w:rPr>
-        <w:t xml:space="preserve">x =</w:t>
-      </w:r>
-      <w:r>
-        <w:rPr>
-          <w:rStyle w:val="NormalTok"/>
-        </w:rPr>
-        <w:t xml:space="preserve"> </w:t>
-      </w:r>
-      <w:r>
-        <w:rPr>
-          <w:rStyle w:val="StringTok"/>
-        </w:rPr>
-        <w:t xml:space="preserve">"NMDS1"</w:t>
-      </w:r>
-      <w:r>
-        <w:rPr>
-          <w:rStyle w:val="NormalTok"/>
-        </w:rPr>
-        <w:t xml:space="preserve">,</w:t>
-      </w:r>
-      <w:r>
-        <w:br/>
-      </w:r>
-      <w:r>
-        <w:rPr>
-          <w:rStyle w:val="NormalTok"/>
-        </w:rPr>
-        <w:t xml:space="preserve">       </w:t>
-      </w:r>
-      <w:r>
-        <w:rPr>
-          <w:rStyle w:val="AttributeTok"/>
-        </w:rPr>
-        <w:t xml:space="preserve">y =</w:t>
-      </w:r>
-      <w:r>
-        <w:rPr>
-          <w:rStyle w:val="NormalTok"/>
-        </w:rPr>
-        <w:t xml:space="preserve"> </w:t>
-      </w:r>
-      <w:r>
-        <w:rPr>
-          <w:rStyle w:val="StringTok"/>
-        </w:rPr>
-        <w:t xml:space="preserve">"NMDS2"</w:t>
-      </w:r>
-      <w:r>
-        <w:rPr>
-          <w:rStyle w:val="NormalTok"/>
-        </w:rPr>
-        <w:t xml:space="preserve">,</w:t>
-      </w:r>
-      <w:r>
-        <w:br/>
-      </w:r>
-      <w:r>
-        <w:rPr>
-          <w:rStyle w:val="NormalTok"/>
-        </w:rPr>
-        <w:t xml:space="preserve">       </w:t>
-      </w:r>
-      <w:r>
-        <w:rPr>
-          <w:rStyle w:val="AttributeTok"/>
-        </w:rPr>
-        <w:t xml:space="preserve">color =</w:t>
-      </w:r>
-      <w:r>
-        <w:rPr>
-          <w:rStyle w:val="NormalTok"/>
-        </w:rPr>
-        <w:t xml:space="preserve"> </w:t>
-      </w:r>
-      <w:r>
-        <w:rPr>
-          <w:rStyle w:val="StringTok"/>
-        </w:rPr>
-        <w:t xml:space="preserve">"Species"</w:t>
-      </w:r>
-      <w:r>
-        <w:rPr>
-          <w:rStyle w:val="NormalTok"/>
-        </w:rPr>
-        <w:t xml:space="preserve">) </w:t>
-      </w:r>
-      <w:r>
-        <w:rPr>
-          <w:rStyle w:val="SpecialCharTok"/>
-        </w:rPr>
-        <w:t xml:space="preserve">+</w:t>
-      </w:r>
-      <w:r>
-        <w:br/>
-      </w:r>
-      <w:r>
-        <w:rPr>
-          <w:rStyle w:val="NormalTok"/>
-        </w:rPr>
-        <w:t xml:space="preserve">  </w:t>
-      </w:r>
-      <w:r>
-        <w:rPr>
-          <w:rStyle w:val="FunctionTok"/>
-        </w:rPr>
-        <w:t xml:space="preserve">theme_minimal</w:t>
-      </w:r>
-      <w:r>
-        <w:rPr>
-          <w:rStyle w:val="NormalTok"/>
-        </w:rPr>
-        <w:t xml:space="preserve">()</w:t>
-      </w:r>
-      <w:r>
-        <w:br/>
-      </w:r>
-      <w:r>
-        <w:br/>
-      </w:r>
-      <w:r>
-        <w:rPr>
-          <w:rStyle w:val="NormalTok"/>
-        </w:rPr>
-        <w:t xml:space="preserve">nmds_ellipse_plot</w:t>
-      </w:r>
-    </w:p>
-    <w:bookmarkEnd w:id="19"/>
-    <w:bookmarkStart w:id="20" w:name="step-6-stress-plot-shepard-diagram"/>
+    <w:bookmarkStart w:id="19" w:name="step-6-stress-plot-shepard-diagram"/>
     <w:p>
       <w:pPr>
         <w:pStyle w:val="Heading2"/>
@@ -2877,9 +2611,9 @@
         </w:pict>
       </w:r>
     </w:p>
+    <w:bookmarkEnd w:id="19"/>
     <w:bookmarkEnd w:id="20"/>
-    <w:bookmarkEnd w:id="21"/>
-    <w:bookmarkStart w:id="29" w:name="part-3-permanova-analysis"/>
+    <w:bookmarkStart w:id="28" w:name="part-3-permanova-analysis"/>
     <w:p>
       <w:pPr>
         <w:pStyle w:val="Heading1"/>
@@ -2896,7 +2630,7 @@
         <w:t xml:space="preserve">PERMANOVA (Permutational Multivariate Analysis of Variance) tests whether groups have different multivariate centroids using permutation tests.</w:t>
       </w:r>
     </w:p>
-    <w:bookmarkStart w:id="22" w:name="step-1-run-permanova"/>
+    <w:bookmarkStart w:id="21" w:name="step-1-run-permanova"/>
     <w:p>
       <w:pPr>
         <w:pStyle w:val="Heading2"/>
@@ -3147,22 +2881,166 @@
         <w:t xml:space="preserve">. Do species differ significantly in multivariate space?</w:t>
       </w:r>
     </w:p>
+    <w:bookmarkEnd w:id="21"/>
+    <w:bookmarkStart w:id="22" w:name="step-2-check-homogeneity-of-dispersions"/>
+    <w:p>
+      <w:pPr>
+        <w:pStyle w:val="Heading2"/>
+      </w:pPr>
+      <w:r>
+        <w:t xml:space="preserve">Step 2: Check homogeneity of dispersions</w:t>
+      </w:r>
+    </w:p>
+    <w:p>
+      <w:pPr>
+        <w:pStyle w:val="FirstParagraph"/>
+      </w:pPr>
+      <w:r>
+        <w:t xml:space="preserve">Before interpreting PERMANOVA, we need to check if groups have similar multivariate spread.</w:t>
+      </w:r>
+    </w:p>
+    <w:p>
+      <w:pPr>
+        <w:pStyle w:val="SourceCode"/>
+      </w:pPr>
+      <w:r>
+        <w:rPr>
+          <w:rStyle w:val="CommentTok"/>
+        </w:rPr>
+        <w:t xml:space="preserve"># ── Part 3.2 · PERMANOVA Analysis ───────────────────────────────────────</w:t>
+      </w:r>
+      <w:r>
+        <w:br/>
+      </w:r>
+      <w:r>
+        <w:rPr>
+          <w:rStyle w:val="NormalTok"/>
+        </w:rPr>
+        <w:t xml:space="preserve">iris_dist_full </w:t>
+      </w:r>
+      <w:r>
+        <w:rPr>
+          <w:rStyle w:val="OtherTok"/>
+        </w:rPr>
+        <w:t xml:space="preserve">&lt;-</w:t>
+      </w:r>
+      <w:r>
+        <w:rPr>
+          <w:rStyle w:val="NormalTok"/>
+        </w:rPr>
+        <w:t xml:space="preserve"> </w:t>
+      </w:r>
+      <w:r>
+        <w:rPr>
+          <w:rStyle w:val="FunctionTok"/>
+        </w:rPr>
+        <w:t xml:space="preserve">dist</w:t>
+      </w:r>
+      <w:r>
+        <w:rPr>
+          <w:rStyle w:val="NormalTok"/>
+        </w:rPr>
+        <w:t xml:space="preserve">(iris_numeric_df)</w:t>
+      </w:r>
+      <w:r>
+        <w:br/>
+      </w:r>
+      <w:r>
+        <w:rPr>
+          <w:rStyle w:val="NormalTok"/>
+        </w:rPr>
+        <w:t xml:space="preserve">dispersion_model </w:t>
+      </w:r>
+      <w:r>
+        <w:rPr>
+          <w:rStyle w:val="OtherTok"/>
+        </w:rPr>
+        <w:t xml:space="preserve">&lt;-</w:t>
+      </w:r>
+      <w:r>
+        <w:rPr>
+          <w:rStyle w:val="NormalTok"/>
+        </w:rPr>
+        <w:t xml:space="preserve"> </w:t>
+      </w:r>
+      <w:r>
+        <w:rPr>
+          <w:rStyle w:val="FunctionTok"/>
+        </w:rPr>
+        <w:t xml:space="preserve">betadisper</w:t>
+      </w:r>
+      <w:r>
+        <w:rPr>
+          <w:rStyle w:val="NormalTok"/>
+        </w:rPr>
+        <w:t xml:space="preserve">(iris_dist_full, iris_df</w:t>
+      </w:r>
+      <w:r>
+        <w:rPr>
+          <w:rStyle w:val="SpecialCharTok"/>
+        </w:rPr>
+        <w:t xml:space="preserve">$</w:t>
+      </w:r>
+      <w:r>
+        <w:rPr>
+          <w:rStyle w:val="NormalTok"/>
+        </w:rPr>
+        <w:t xml:space="preserve">species)</w:t>
+      </w:r>
+      <w:r>
+        <w:br/>
+      </w:r>
+      <w:r>
+        <w:br/>
+      </w:r>
+      <w:r>
+        <w:rPr>
+          <w:rStyle w:val="NormalTok"/>
+        </w:rPr>
+        <w:t xml:space="preserve">dispersion_test </w:t>
+      </w:r>
+      <w:r>
+        <w:rPr>
+          <w:rStyle w:val="OtherTok"/>
+        </w:rPr>
+        <w:t xml:space="preserve">&lt;-</w:t>
+      </w:r>
+      <w:r>
+        <w:rPr>
+          <w:rStyle w:val="NormalTok"/>
+        </w:rPr>
+        <w:t xml:space="preserve"> </w:t>
+      </w:r>
+      <w:r>
+        <w:rPr>
+          <w:rStyle w:val="FunctionTok"/>
+        </w:rPr>
+        <w:t xml:space="preserve">anova</w:t>
+      </w:r>
+      <w:r>
+        <w:rPr>
+          <w:rStyle w:val="NormalTok"/>
+        </w:rPr>
+        <w:t xml:space="preserve">(dispersion_model)</w:t>
+      </w:r>
+      <w:r>
+        <w:br/>
+      </w:r>
+      <w:r>
+        <w:rPr>
+          <w:rStyle w:val="NormalTok"/>
+        </w:rPr>
+        <w:t xml:space="preserve">dispersion_test</w:t>
+      </w:r>
+    </w:p>
     <w:bookmarkEnd w:id="22"/>
-    <w:bookmarkStart w:id="23" w:name="step-2-check-homogeneity-of-dispersions"/>
+    <w:bookmarkStart w:id="23" w:name="step-3-visualize-dispersions"/>
     <w:p>
       <w:pPr>
         <w:pStyle w:val="Heading2"/>
       </w:pPr>
       <w:r>
-        <w:t xml:space="preserve">Step 2: Check homogeneity of dispersions</w:t>
-      </w:r>
-    </w:p>
-    <w:p>
-      <w:pPr>
-        <w:pStyle w:val="FirstParagraph"/>
-      </w:pPr>
-      <w:r>
-        <w:t xml:space="preserve">Before interpreting PERMANOVA, we need to check if groups have similar multivariate spread.</w:t>
+        <w:t xml:space="preserve">Step 3: Visualize dispersions</w:t>
       </w:r>
     </w:p>
     <w:p>
@@ -3173,194 +3051,50 @@
         <w:rPr>
           <w:rStyle w:val="CommentTok"/>
         </w:rPr>
-        <w:t xml:space="preserve"># ── Part 3.2 · PERMANOVA Analysis ───────────────────────────────────────</w:t>
-      </w:r>
-      <w:r>
-        <w:br/>
-      </w:r>
-      <w:r>
-        <w:rPr>
-          <w:rStyle w:val="NormalTok"/>
-        </w:rPr>
-        <w:t xml:space="preserve">iris_dist_full </w:t>
-      </w:r>
-      <w:r>
-        <w:rPr>
-          <w:rStyle w:val="OtherTok"/>
-        </w:rPr>
-        <w:t xml:space="preserve">&lt;-</w:t>
-      </w:r>
-      <w:r>
-        <w:rPr>
-          <w:rStyle w:val="NormalTok"/>
-        </w:rPr>
-        <w:t xml:space="preserve"> </w:t>
+        <w:t xml:space="preserve"># ── Part 3.3 · PERMANOVA Analysis ───────────────────────────────────────</w:t>
+      </w:r>
+      <w:r>
+        <w:br/>
       </w:r>
       <w:r>
         <w:rPr>
           <w:rStyle w:val="FunctionTok"/>
         </w:rPr>
-        <w:t xml:space="preserve">dist</w:t>
-      </w:r>
-      <w:r>
-        <w:rPr>
-          <w:rStyle w:val="NormalTok"/>
-        </w:rPr>
-        <w:t xml:space="preserve">(iris_numeric_df)</w:t>
-      </w:r>
-      <w:r>
-        <w:br/>
-      </w:r>
-      <w:r>
-        <w:rPr>
-          <w:rStyle w:val="NormalTok"/>
-        </w:rPr>
-        <w:t xml:space="preserve">dispersion_model </w:t>
-      </w:r>
-      <w:r>
-        <w:rPr>
-          <w:rStyle w:val="OtherTok"/>
-        </w:rPr>
-        <w:t xml:space="preserve">&lt;-</w:t>
-      </w:r>
-      <w:r>
-        <w:rPr>
-          <w:rStyle w:val="NormalTok"/>
-        </w:rPr>
-        <w:t xml:space="preserve"> </w:t>
-      </w:r>
-      <w:r>
-        <w:rPr>
-          <w:rStyle w:val="FunctionTok"/>
-        </w:rPr>
-        <w:t xml:space="preserve">betadisper</w:t>
-      </w:r>
-      <w:r>
-        <w:rPr>
-          <w:rStyle w:val="NormalTok"/>
-        </w:rPr>
-        <w:t xml:space="preserve">(iris_dist_full, iris_df</w:t>
-      </w:r>
-      <w:r>
-        <w:rPr>
-          <w:rStyle w:val="SpecialCharTok"/>
-        </w:rPr>
-        <w:t xml:space="preserve">$</w:t>
-      </w:r>
-      <w:r>
-        <w:rPr>
-          <w:rStyle w:val="NormalTok"/>
-        </w:rPr>
-        <w:t xml:space="preserve">species)</w:t>
-      </w:r>
-      <w:r>
-        <w:br/>
-      </w:r>
-      <w:r>
-        <w:br/>
-      </w:r>
-      <w:r>
-        <w:rPr>
-          <w:rStyle w:val="NormalTok"/>
-        </w:rPr>
-        <w:t xml:space="preserve">dispersion_test </w:t>
-      </w:r>
-      <w:r>
-        <w:rPr>
-          <w:rStyle w:val="OtherTok"/>
-        </w:rPr>
-        <w:t xml:space="preserve">&lt;-</w:t>
-      </w:r>
-      <w:r>
-        <w:rPr>
-          <w:rStyle w:val="NormalTok"/>
-        </w:rPr>
-        <w:t xml:space="preserve"> </w:t>
-      </w:r>
-      <w:r>
-        <w:rPr>
-          <w:rStyle w:val="FunctionTok"/>
-        </w:rPr>
-        <w:t xml:space="preserve">anova</w:t>
-      </w:r>
-      <w:r>
-        <w:rPr>
-          <w:rStyle w:val="NormalTok"/>
-        </w:rPr>
-        <w:t xml:space="preserve">(dispersion_model)</w:t>
-      </w:r>
-      <w:r>
-        <w:br/>
-      </w:r>
-      <w:r>
-        <w:rPr>
-          <w:rStyle w:val="NormalTok"/>
-        </w:rPr>
-        <w:t xml:space="preserve">dispersion_test</w:t>
+        <w:t xml:space="preserve">plot</w:t>
+      </w:r>
+      <w:r>
+        <w:rPr>
+          <w:rStyle w:val="NormalTok"/>
+        </w:rPr>
+        <w:t xml:space="preserve">(dispersion_model, </w:t>
+      </w:r>
+      <w:r>
+        <w:rPr>
+          <w:rStyle w:val="AttributeTok"/>
+        </w:rPr>
+        <w:t xml:space="preserve">main =</w:t>
+      </w:r>
+      <w:r>
+        <w:rPr>
+          <w:rStyle w:val="NormalTok"/>
+        </w:rPr>
+        <w:t xml:space="preserve"> </w:t>
+      </w:r>
+      <w:r>
+        <w:rPr>
+          <w:rStyle w:val="StringTok"/>
+        </w:rPr>
+        <w:t xml:space="preserve">"Multivariate Dispersion by Species"</w:t>
+      </w:r>
+      <w:r>
+        <w:rPr>
+          <w:rStyle w:val="NormalTok"/>
+        </w:rPr>
+        <w:t xml:space="preserve">)</w:t>
       </w:r>
     </w:p>
     <w:bookmarkEnd w:id="23"/>
-    <w:bookmarkStart w:id="24" w:name="step-3-visualize-dispersions"/>
-    <w:p>
-      <w:pPr>
-        <w:pStyle w:val="Heading2"/>
-      </w:pPr>
-      <w:r>
-        <w:t xml:space="preserve">Step 3: Visualize dispersions</w:t>
-      </w:r>
-    </w:p>
-    <w:p>
-      <w:pPr>
-        <w:pStyle w:val="SourceCode"/>
-      </w:pPr>
-      <w:r>
-        <w:rPr>
-          <w:rStyle w:val="CommentTok"/>
-        </w:rPr>
-        <w:t xml:space="preserve"># ── Part 3.3 · PERMANOVA Analysis ───────────────────────────────────────</w:t>
-      </w:r>
-      <w:r>
-        <w:br/>
-      </w:r>
-      <w:r>
-        <w:rPr>
-          <w:rStyle w:val="FunctionTok"/>
-        </w:rPr>
-        <w:t xml:space="preserve">plot</w:t>
-      </w:r>
-      <w:r>
-        <w:rPr>
-          <w:rStyle w:val="NormalTok"/>
-        </w:rPr>
-        <w:t xml:space="preserve">(dispersion_model, </w:t>
-      </w:r>
-      <w:r>
-        <w:rPr>
-          <w:rStyle w:val="AttributeTok"/>
-        </w:rPr>
-        <w:t xml:space="preserve">main =</w:t>
-      </w:r>
-      <w:r>
-        <w:rPr>
-          <w:rStyle w:val="NormalTok"/>
-        </w:rPr>
-        <w:t xml:space="preserve"> </w:t>
-      </w:r>
-      <w:r>
-        <w:rPr>
-          <w:rStyle w:val="StringTok"/>
-        </w:rPr>
-        <w:t xml:space="preserve">"Multivariate Dispersion by Species"</w:t>
-      </w:r>
-      <w:r>
-        <w:rPr>
-          <w:rStyle w:val="NormalTok"/>
-        </w:rPr>
-        <w:t xml:space="preserve">)</w:t>
-      </w:r>
-    </w:p>
-    <w:bookmarkEnd w:id="24"/>
-    <w:bookmarkStart w:id="28" w:name="step-4-pairwise-permanova"/>
+    <w:bookmarkStart w:id="27" w:name="step-4-pairwise-permanova"/>
     <w:p>
       <w:pPr>
         <w:pStyle w:val="Heading2"/>
@@ -4554,18 +4288,18 @@
                 <wp:inline>
                   <wp:extent cx="152400" cy="152400"/>
                   <wp:effectExtent b="0" l="0" r="0" t="0"/>
-                  <wp:docPr descr="" title="" id="26" name="Picture"/>
+                  <wp:docPr descr="" title="" id="25" name="Picture"/>
                   <a:graphic>
                     <a:graphicData uri="http://schemas.openxmlformats.org/drawingml/2006/picture">
                       <pic:pic>
                         <pic:nvPicPr>
-                          <pic:cNvPr descr="/Applications/Positron.app/Contents/Resources/app/quarto/share/formats/docx/tip.png" id="27" name="Picture"/>
+                          <pic:cNvPr descr="/Applications/Positron.app/Contents/Resources/app/quarto/share/formats/docx/tip.png" id="26" name="Picture"/>
                           <pic:cNvPicPr>
                             <a:picLocks noChangeArrowheads="1" noChangeAspect="1"/>
                           </pic:cNvPicPr>
                         </pic:nvPicPr>
                         <pic:blipFill>
-                          <a:blip r:embed="rId25"/>
+                          <a:blip r:embed="rId24"/>
                           <a:stretch>
                             <a:fillRect/>
                           </a:stretch>
@@ -4666,9 +4400,9 @@
         </w:pict>
       </w:r>
     </w:p>
+    <w:bookmarkEnd w:id="27"/>
     <w:bookmarkEnd w:id="28"/>
-    <w:bookmarkEnd w:id="29"/>
-    <w:bookmarkStart w:id="32" w:name="part-4-anosim-analysis"/>
+    <w:bookmarkStart w:id="31" w:name="part-4-anosim-analysis"/>
     <w:p>
       <w:pPr>
         <w:pStyle w:val="Heading1"/>
@@ -4685,7 +4419,7 @@
         <w:t xml:space="preserve">ANOSIM (Analysis of Similarities) tests whether there is a significant difference between groups using rank dissimilarities.</w:t>
       </w:r>
     </w:p>
-    <w:bookmarkStart w:id="30" w:name="step-1-run-anosim"/>
+    <w:bookmarkStart w:id="29" w:name="step-1-run-anosim"/>
     <w:p>
       <w:pPr>
         <w:pStyle w:val="Heading2"/>
@@ -4861,8 +4595,8 @@
         <w:t xml:space="preserve">. R close to 1 indicates strong separation between groups; how strong is the separation here?</w:t>
       </w:r>
     </w:p>
-    <w:bookmarkEnd w:id="30"/>
-    <w:bookmarkStart w:id="31" w:name="step-2-plot-anosim-results"/>
+    <w:bookmarkEnd w:id="29"/>
+    <w:bookmarkStart w:id="30" w:name="step-2-plot-anosim-results"/>
     <w:p>
       <w:pPr>
         <w:pStyle w:val="Heading2"/>
@@ -4928,9 +4662,9 @@
         </w:pict>
       </w:r>
     </w:p>
+    <w:bookmarkEnd w:id="30"/>
     <w:bookmarkEnd w:id="31"/>
-    <w:bookmarkEnd w:id="32"/>
-    <w:bookmarkStart w:id="35" w:name="part-5-environmental-fitting-optional"/>
+    <w:bookmarkStart w:id="34" w:name="part-5-environmental-fitting-optional"/>
     <w:p>
       <w:pPr>
         <w:pStyle w:val="Heading1"/>
@@ -6324,18 +6058,18 @@
                 <wp:inline>
                   <wp:extent cx="152400" cy="152400"/>
                   <wp:effectExtent b="0" l="0" r="0" t="0"/>
-                  <wp:docPr descr="" title="" id="33" name="Picture"/>
+                  <wp:docPr descr="" title="" id="32" name="Picture"/>
                   <a:graphic>
                     <a:graphicData uri="http://schemas.openxmlformats.org/drawingml/2006/picture">
                       <pic:pic>
                         <pic:nvPicPr>
-                          <pic:cNvPr descr="/Applications/Positron.app/Contents/Resources/app/quarto/share/formats/docx/tip.png" id="34" name="Picture"/>
+                          <pic:cNvPr descr="/Applications/Positron.app/Contents/Resources/app/quarto/share/formats/docx/tip.png" id="33" name="Picture"/>
                           <pic:cNvPicPr>
                             <a:picLocks noChangeArrowheads="1" noChangeAspect="1"/>
                           </pic:cNvPicPr>
                         </pic:nvPicPr>
                         <pic:blipFill>
-                          <a:blip r:embed="rId25"/>
+                          <a:blip r:embed="rId24"/>
                           <a:stretch>
                             <a:fillRect/>
                           </a:stretch>
@@ -6463,8 +6197,8 @@
         </w:pict>
       </w:r>
     </w:p>
-    <w:bookmarkEnd w:id="35"/>
-    <w:bookmarkStart w:id="40" w:name="summary-checklist-for-nmds-and-permanova"/>
+    <w:bookmarkEnd w:id="34"/>
+    <w:bookmarkStart w:id="39" w:name="summary-checklist-for-nmds-and-permanova"/>
     <w:p>
       <w:pPr>
         <w:pStyle w:val="Heading1"/>
@@ -6514,18 +6248,18 @@
                 <wp:inline>
                   <wp:extent cx="152400" cy="152400"/>
                   <wp:effectExtent b="0" l="0" r="0" t="0"/>
-                  <wp:docPr descr="" title="" id="36" name="Picture"/>
+                  <wp:docPr descr="" title="" id="35" name="Picture"/>
                   <a:graphic>
                     <a:graphicData uri="http://schemas.openxmlformats.org/drawingml/2006/picture">
                       <pic:pic>
                         <pic:nvPicPr>
-                          <pic:cNvPr descr="/Applications/Positron.app/Contents/Resources/app/quarto/share/formats/docx/tip.png" id="37" name="Picture"/>
+                          <pic:cNvPr descr="/Applications/Positron.app/Contents/Resources/app/quarto/share/formats/docx/tip.png" id="36" name="Picture"/>
                           <pic:cNvPicPr>
                             <a:picLocks noChangeArrowheads="1" noChangeAspect="1"/>
                           </pic:cNvPicPr>
                         </pic:nvPicPr>
                         <pic:blipFill>
-                          <a:blip r:embed="rId25"/>
+                          <a:blip r:embed="rId24"/>
                           <a:stretch>
                             <a:fillRect/>
                           </a:stretch>
@@ -6995,18 +6729,18 @@
                 <wp:inline>
                   <wp:extent cx="152400" cy="152400"/>
                   <wp:effectExtent b="0" l="0" r="0" t="0"/>
-                  <wp:docPr descr="" title="" id="38" name="Picture"/>
+                  <wp:docPr descr="" title="" id="37" name="Picture"/>
                   <a:graphic>
                     <a:graphicData uri="http://schemas.openxmlformats.org/drawingml/2006/picture">
                       <pic:pic>
                         <pic:nvPicPr>
-                          <pic:cNvPr descr="/Applications/Positron.app/Contents/Resources/app/quarto/share/formats/docx/important.png" id="39" name="Picture"/>
+                          <pic:cNvPr descr="/Applications/Positron.app/Contents/Resources/app/quarto/share/formats/docx/important.png" id="38" name="Picture"/>
                           <pic:cNvPicPr>
                             <a:picLocks noChangeArrowheads="1" noChangeAspect="1"/>
                           </pic:cNvPicPr>
                         </pic:nvPicPr>
                         <pic:blipFill>
-                          <a:blip r:embed="rId10"/>
+                          <a:blip r:embed="rId9"/>
                           <a:stretch>
                             <a:fillRect/>
                           </a:stretch>
@@ -7246,8 +6980,8 @@
         </w:pict>
       </w:r>
     </w:p>
-    <w:bookmarkEnd w:id="40"/>
-    <w:bookmarkStart w:id="44" w:name="review-and-checkpoint"/>
+    <w:bookmarkEnd w:id="39"/>
+    <w:bookmarkStart w:id="43" w:name="review-and-checkpoint"/>
     <w:p>
       <w:pPr>
         <w:pStyle w:val="Heading1"/>
@@ -7410,18 +7144,18 @@
                 <wp:inline>
                   <wp:extent cx="152400" cy="152400"/>
                   <wp:effectExtent b="0" l="0" r="0" t="0"/>
-                  <wp:docPr descr="" title="" id="42" name="Picture"/>
+                  <wp:docPr descr="" title="" id="41" name="Picture"/>
                   <a:graphic>
                     <a:graphicData uri="http://schemas.openxmlformats.org/drawingml/2006/picture">
                       <pic:pic>
                         <pic:nvPicPr>
-                          <pic:cNvPr descr="/Applications/Positron.app/Contents/Resources/app/quarto/share/formats/docx/note.png" id="43" name="Picture"/>
+                          <pic:cNvPr descr="/Applications/Positron.app/Contents/Resources/app/quarto/share/formats/docx/note.png" id="42" name="Picture"/>
                           <pic:cNvPicPr>
                             <a:picLocks noChangeArrowheads="1" noChangeAspect="1"/>
                           </pic:cNvPicPr>
                         </pic:nvPicPr>
                         <pic:blipFill>
-                          <a:blip r:embed="rId41"/>
+                          <a:blip r:embed="rId40"/>
                           <a:stretch>
                             <a:fillRect/>
                           </a:stretch>
@@ -7548,214 +7282,10 @@
         </w:tc>
       </w:tr>
     </w:tbl>
-    <w:p>
-      <w:r>
-        <w:pict>
-          <v:rect style="width:0;height:1.5pt" o:hralign="center" o:hrstd="t" o:hr="t"/>
-        </w:pict>
-      </w:r>
-    </w:p>
-    <w:bookmarkEnd w:id="44"/>
-    <w:bookmarkStart w:id="45" w:name="getting-unstuck"/>
-    <w:p>
-      <w:pPr>
-        <w:pStyle w:val="Heading1"/>
-      </w:pPr>
-      <w:r>
-        <w:t xml:space="preserve">Getting unstuck</w:t>
-      </w:r>
-    </w:p>
-    <w:p>
-      <w:pPr>
-        <w:pStyle w:val="FirstParagraph"/>
-      </w:pPr>
-      <w:r>
-        <w:t xml:space="preserve">When code breaks — and it will, that is normal:</w:t>
-      </w:r>
-    </w:p>
-    <w:p>
-      <w:pPr>
-        <w:pStyle w:val="Compact"/>
-        <w:numPr>
-          <w:ilvl w:val="0"/>
-          <w:numId w:val="1013"/>
-        </w:numPr>
-      </w:pPr>
-      <w:r>
-        <w:rPr>
-          <w:b/>
-          <w:bCs/>
-        </w:rPr>
-        <w:t xml:space="preserve">Read the error message out loud.</w:t>
-      </w:r>
-      <w:r>
-        <w:t xml:space="preserve"> </w:t>
-      </w:r>
-      <w:r>
-        <w:t xml:space="preserve">R usually names the line and the problem.</w:t>
-      </w:r>
-    </w:p>
-    <w:p>
-      <w:pPr>
-        <w:pStyle w:val="Compact"/>
-        <w:numPr>
-          <w:ilvl w:val="0"/>
-          <w:numId w:val="1013"/>
-        </w:numPr>
-      </w:pPr>
-      <w:r>
-        <w:rPr>
-          <w:b/>
-          <w:bCs/>
-        </w:rPr>
-        <w:t xml:space="preserve">Check the usual suspects:</w:t>
-      </w:r>
-      <w:r>
-        <w:t xml:space="preserve"> </w:t>
-      </w:r>
-      <w:r>
-        <w:t xml:space="preserve">did you run all the</w:t>
-      </w:r>
-      <w:r>
-        <w:t xml:space="preserve"> </w:t>
-      </w:r>
-      <w:r>
-        <w:rPr>
-          <w:rStyle w:val="VerbatimChar"/>
-        </w:rPr>
-        <w:t xml:space="preserve">library()</w:t>
-      </w:r>
-      <w:r>
-        <w:t xml:space="preserve"> </w:t>
-      </w:r>
-      <w:r>
-        <w:t xml:space="preserve">calls at the top? Spelling? A missing</w:t>
-      </w:r>
-      <w:r>
-        <w:t xml:space="preserve"> </w:t>
-      </w:r>
-      <w:r>
-        <w:rPr>
-          <w:rStyle w:val="VerbatimChar"/>
-        </w:rPr>
-        <w:t xml:space="preserve">)</w:t>
-      </w:r>
-      <w:r>
-        <w:t xml:space="preserve"> </w:t>
-      </w:r>
-      <w:r>
-        <w:t xml:space="preserve">or</w:t>
-      </w:r>
-      <w:r>
-        <w:t xml:space="preserve"> </w:t>
-      </w:r>
-      <w:r>
-        <w:rPr>
-          <w:rStyle w:val="VerbatimChar"/>
-        </w:rPr>
-        <w:t xml:space="preserve">%&gt;%</w:t>
-      </w:r>
-      <w:r>
-        <w:t xml:space="preserve"> </w:t>
-      </w:r>
-      <w:r>
-        <w:t xml:space="preserve">at the</w:t>
-      </w:r>
-      <w:r>
-        <w:t xml:space="preserve"> </w:t>
-      </w:r>
-      <w:r>
-        <w:rPr>
-          <w:i/>
-          <w:iCs/>
-        </w:rPr>
-        <w:t xml:space="preserve">start</w:t>
-      </w:r>
-      <w:r>
-        <w:t xml:space="preserve"> </w:t>
-      </w:r>
-      <w:r>
-        <w:t xml:space="preserve">of a line?</w:t>
-      </w:r>
-    </w:p>
-    <w:p>
-      <w:pPr>
-        <w:pStyle w:val="Compact"/>
-        <w:numPr>
-          <w:ilvl w:val="0"/>
-          <w:numId w:val="1013"/>
-        </w:numPr>
-      </w:pPr>
-      <w:r>
-        <w:rPr>
-          <w:rStyle w:val="VerbatimChar"/>
-        </w:rPr>
-        <w:t xml:space="preserve">?function_name</w:t>
-      </w:r>
-      <w:r>
-        <w:t xml:space="preserve"> </w:t>
-      </w:r>
-      <w:r>
-        <w:t xml:space="preserve">opens the built-in help page.</w:t>
-      </w:r>
-    </w:p>
-    <w:p>
-      <w:pPr>
-        <w:pStyle w:val="Compact"/>
-        <w:numPr>
-          <w:ilvl w:val="0"/>
-          <w:numId w:val="1013"/>
-        </w:numPr>
-      </w:pPr>
-      <w:r>
-        <w:rPr>
-          <w:b/>
-          <w:bCs/>
-        </w:rPr>
-        <w:t xml:space="preserve">Bring the exact error</w:t>
-      </w:r>
-      <w:r>
-        <w:t xml:space="preserve"> </w:t>
-      </w:r>
-      <w:r>
-        <w:t xml:space="preserve">(copy-paste it) to class or office hours.</w:t>
-      </w:r>
-    </w:p>
-    <w:p>
-      <w:pPr>
-        <w:pStyle w:val="BlockText"/>
-      </w:pPr>
-      <w:r>
-        <w:t xml:space="preserve">💡</w:t>
-      </w:r>
-      <w:r>
-        <w:t xml:space="preserve"> </w:t>
-      </w:r>
-      <w:r>
-        <w:rPr>
-          <w:b/>
-          <w:bCs/>
-        </w:rPr>
-        <w:t xml:space="preserve">Key idea:</w:t>
-      </w:r>
-      <w:r>
-        <w:t xml:space="preserve"> </w:t>
-      </w:r>
-      <w:r>
-        <w:t xml:space="preserve">Every working scientist googles error messages daily. Getting stuck is not failing — it is the job.</w:t>
-      </w:r>
-    </w:p>
-    <w:p>
-      <w:r>
-        <w:pict>
-          <v:rect style="width:0;height:1.5pt" o:hralign="center" o:hrstd="t" o:hr="t"/>
-        </w:pict>
-      </w:r>
-    </w:p>
-    <w:bookmarkEnd w:id="45"/>
+    <w:bookmarkEnd w:id="43"/>
     <w:sectPr>
       <w:pgSz w:h="15840" w:w="12240"/>
-      <w:pgMar w:bottom="1440" w:footer="720" w:gutter="0" w:header="720" w:left="1440" w:right="1440" w:top="1440"/>
+      <w:pgMar w:bottom="720" w:footer="360" w:gutter="0" w:header="360" w:left="1008" w:right="720" w:top="720"/>
       <w:cols w:space="720"/>
       <w:docGrid w:linePitch="360"/>
     </w:sectPr>
@@ -8275,36 +7805,6 @@
       <w:startOverride w:val="1"/>
     </w:lvlOverride>
   </w:num>
-  <w:num w:numId="1013">
-    <w:abstractNumId w:val="99411"/>
-    <w:lvlOverride w:ilvl="0">
-      <w:startOverride w:val="1"/>
-    </w:lvlOverride>
-    <w:lvlOverride w:ilvl="1">
-      <w:startOverride w:val="1"/>
-    </w:lvlOverride>
-    <w:lvlOverride w:ilvl="2">
-      <w:startOverride w:val="1"/>
-    </w:lvlOverride>
-    <w:lvlOverride w:ilvl="3">
-      <w:startOverride w:val="1"/>
-    </w:lvlOverride>
-    <w:lvlOverride w:ilvl="4">
-      <w:startOverride w:val="1"/>
-    </w:lvlOverride>
-    <w:lvlOverride w:ilvl="5">
-      <w:startOverride w:val="1"/>
-    </w:lvlOverride>
-    <w:lvlOverride w:ilvl="6">
-      <w:startOverride w:val="1"/>
-    </w:lvlOverride>
-    <w:lvlOverride w:ilvl="7">
-      <w:startOverride w:val="1"/>
-    </w:lvlOverride>
-    <w:lvlOverride w:ilvl="8">
-      <w:startOverride w:val="1"/>
-    </w:lvlOverride>
-  </w:num>
 </w:numbering>
 </file>
 
@@ -8321,7 +7821,11 @@
         <w14:ligatures w14:val="standardContextual"/>
       </w:rPr>
     </w:rPrDefault>
-    <w:pPrDefault/>
+    <w:pPrDefault>
+      <w:pPr>
+        <w:spacing w:before="0"/>
+      </w:pPr>
+    </w:pPrDefault>
   </w:docDefaults>
   <w:latentStyles w:count="376" w:defLockedState="0" w:defQFormat="0" w:defSemiHidden="0" w:defUIPriority="99" w:defUnhideWhenUsed="0">
     <w:lsdException w:name="Normal" w:qFormat="1" w:uiPriority="0"/>
@@ -8716,7 +8220,7 @@
     <w:pPr>
       <w:keepNext/>
       <w:keepLines/>
-      <w:spacing w:after="80" w:before="360"/>
+      <w:spacing w:after="80" w:before="120"/>
       <w:outlineLvl w:val="0"/>
     </w:pPr>
     <w:rPr>
@@ -8740,7 +8244,7 @@
     <w:pPr>
       <w:keepNext/>
       <w:keepLines/>
-      <w:spacing w:after="80" w:before="160"/>
+      <w:spacing w:after="80" w:before="100"/>
       <w:outlineLvl w:val="1"/>
     </w:pPr>
     <w:rPr>
@@ -8761,7 +8265,7 @@
     <w:pPr>
       <w:keepNext/>
       <w:keepLines/>
-      <w:spacing w:after="80" w:before="160"/>
+      <w:spacing w:after="80" w:before="80"/>
       <w:outlineLvl w:val="2"/>
     </w:pPr>
     <w:rPr>
@@ -8806,7 +8310,7 @@
     <w:pPr>
       <w:keepNext/>
       <w:keepLines/>
-      <w:spacing w:after="40" w:before="80"/>
+      <w:spacing w:after="40" w:before="60"/>
       <w:outlineLvl w:val="4"/>
     </w:pPr>
     <w:rPr>
@@ -8827,7 +8331,7 @@
     <w:pPr>
       <w:keepNext/>
       <w:keepLines/>
-      <w:spacing w:before="40"/>
+      <w:spacing w:before="60"/>
       <w:outlineLvl w:val="5"/>
     </w:pPr>
     <w:rPr>
@@ -8849,7 +8353,7 @@
     <w:pPr>
       <w:keepNext/>
       <w:keepLines/>
-      <w:spacing w:before="40"/>
+      <w:spacing w:before="60"/>
       <w:outlineLvl w:val="6"/>
     </w:pPr>
     <w:rPr>
@@ -8868,6 +8372,7 @@
     <w:qFormat/>
     <w:rsid w:val="00846576"/>
     <w:pPr>
+      <w:spacing w:before="60"/>
       <w:keepNext/>
       <w:keepLines/>
       <w:outlineLvl w:val="7"/>
@@ -8889,6 +8394,7 @@
     <w:qFormat/>
     <w:rsid w:val="00846576"/>
     <w:pPr>
+      <w:spacing w:before="60"/>
       <w:keepNext/>
       <w:keepLines/>
       <w:outlineLvl w:val="8"/>
@@ -9051,7 +8557,7 @@
     <w:qFormat/>
     <w:rsid w:val="00AF5CF1"/>
     <w:pPr>
-      <w:spacing w:after="80"/>
+      <w:spacing w:after="80" w:before="0"/>
       <w:contextualSpacing/>
     </w:pPr>
     <w:rPr>
@@ -9088,7 +8594,7 @@
       <w:numPr>
         <w:ilvl w:val="1"/>
       </w:numPr>
-      <w:spacing w:after="160"/>
+      <w:spacing w:after="160" w:before="0"/>
     </w:pPr>
     <w:rPr>
       <w:rFonts w:asciiTheme="minorHAnsi" w:cstheme="majorBidi" w:eastAsiaTheme="majorEastAsia" w:hAnsiTheme="minorHAnsi"/>
@@ -9121,7 +8627,7 @@
     <w:qFormat/>
     <w:rsid w:val="00AF5CF1"/>
     <w:pPr>
-      <w:spacing w:after="160" w:before="160"/>
+      <w:spacing w:after="160" w:before="0"/>
       <w:jc w:val="center"/>
     </w:pPr>
     <w:rPr>
@@ -9149,6 +8655,7 @@
     <w:qFormat/>
     <w:rsid w:val="00AF5CF1"/>
     <w:pPr>
+      <w:spacing w:before="0"/>
       <w:ind w:left="720"/>
       <w:contextualSpacing/>
     </w:pPr>
@@ -9178,7 +8685,7 @@
         <w:top w:color="0F4761" w:space="10" w:sz="4" w:themeColor="accent1" w:themeShade="BF" w:val="single"/>
         <w:bottom w:color="0F4761" w:space="10" w:sz="4" w:themeColor="accent1" w:themeShade="BF" w:val="single"/>
       </w:pBdr>
-      <w:spacing w:after="360" w:before="360"/>
+      <w:spacing w:after="360" w:before="0"/>
       <w:ind w:left="864" w:right="864"/>
       <w:jc w:val="center"/>
     </w:pPr>
@@ -9240,7 +8747,7 @@
         <w:right w:color="FF0000" w:space="4" w:sz="8" w:val="single"/>
       </w:pBdr>
       <w:shd w:color="auto" w:fill="FBFBFB" w:val="clear"/>
-      <w:spacing w:after="120" w:before="120"/>
+      <w:spacing w:after="60" w:before="0"/>
       <w:ind w:left="432" w:right="432"/>
     </w:pPr>
     <w:rPr>
@@ -9261,7 +8768,7 @@
         <w:right w:color="BFBFBF" w:space="4" w:sz="6" w:val="single"/>
       </w:pBdr>
       <w:shd w:color="auto" w:fill="FBFBFB" w:val="clear"/>
-      <w:spacing w:after="240" w:before="240"/>
+      <w:spacing w:after="60" w:before="0"/>
       <w:ind w:left="432" w:right="432"/>
     </w:pPr>
     <w:rPr>
@@ -9282,7 +8789,7 @@
         <w:right w:color="BFBFBF" w:space="4" w:sz="6" w:val="single"/>
       </w:pBdr>
       <w:shd w:color="auto" w:fill="FBFBFB" w:val="clear"/>
-      <w:spacing w:after="240" w:before="240"/>
+      <w:spacing w:after="60" w:before="0"/>
       <w:ind w:left="432" w:right="432"/>
     </w:pPr>
     <w:rPr>
@@ -9328,7 +8835,7 @@
     <w:unhideWhenUsed/>
     <w:rsid w:val="00322D32"/>
     <w:pPr>
-      <w:spacing w:after="100"/>
+      <w:spacing w:after="100" w:before="0"/>
     </w:pPr>
   </w:style>
   <w:style w:type="character" w:customStyle="1" w:styleId="KeywordTok">

--- a/docs/content/nmds_cluster_analysis/nmds_cluster_analysis_activity.docx
+++ b/docs/content/nmds_cluster_analysis/nmds_cluster_analysis_activity.docx
@@ -7823,7 +7823,7 @@
     </w:rPrDefault>
     <w:pPrDefault>
       <w:pPr>
-        <w:spacing w:before="0"/>
+        <w:spacing w:after="0" w:before="0" w:line="240" w:lineRule="auto"/>
       </w:pPr>
     </w:pPrDefault>
   </w:docDefaults>
